--- a/CastawayKendy/MODELO_TCC2025 3.0.docx
+++ b/CastawayKendy/MODELO_TCC2025 3.0.docx
@@ -6326,7 +6326,7 @@
           <w:rFonts w:eastAsia="Arial" w:cs="Arial"/>
           <w:szCs w:val="24"/>
         </w:rPr>
-        <w:t xml:space="preserve"> e brigas entre seus pais, que posteriormente os levariam ao divórcio. Ademais, mesmo após o divórcio, os mesmos não prestariam atenção o suficiente às necessidades de Matthew, adotando uma postura de excessivamente permissiva, prática inadequada que pode </w:t>
+        <w:t xml:space="preserve"> e brigas entre seus pais, que posteriormente os levariam ao divórcio. Ademais, mesmo após o divórcio, os mesmos não prestariam atenção o suficiente às necessidades de Matthew, adotando uma postura excessivamente permissiva, prática inadequada que pode </w:t>
       </w:r>
       <w:r>
         <w:t xml:space="preserve">influenciar o desenvolvimento da depressão infantil</w:t>
@@ -6440,7 +6440,7 @@
         <w:t xml:space="preserve">Paralelo aos estudos, ele também havia arranjado um emprego como forma de obter uma fonte de renda, pois seus pais, que agora o considerava</w:t>
       </w:r>
       <w:r>
-        <w:t xml:space="preserve">m adulto o suficiente, deixando </w:t>
+        <w:t xml:space="preserve">m adulto o suficiente, deixaram </w:t>
       </w:r>
       <w:r>
         <w:t xml:space="preserve">de o apoiar financeiramente além do necessário, como extensão do tratamento inadequado e falta de atenção dos pais do personagem com o mesmo</w:t>
@@ -6745,7 +6745,7 @@
         <w:rPr>
           <w:rFonts w:eastAsia="Arial" w:cs="Arial"/>
         </w:rPr>
-        <w:t xml:space="preserve"> consequências  desses episódios em sua forma de perceber a si mesmo e de se relacionar com outras pessoas. Assim, o personagem foi desenvolvido como um jovem tímido que apresenta sintomas de depressão e ansiedade, que demonstra preocupação constante com a</w:t>
+        <w:t xml:space="preserve"> consequências desses episódios em sua forma de perceber a si mesmo e de se relacionar com outras pessoas. Assim, o personagem foi desenvolvido como um jovem tímido que apresenta sintomas de depressão e ansiedade, que demonstra preocupação constante com a</w:t>
       </w:r>
       <w:r>
         <w:rPr>
@@ -7019,7 +7019,21 @@
           <w:rFonts w:eastAsia="Arial" w:cs="Arial"/>
           <w:highlight w:val="none"/>
         </w:rPr>
-        <w:t xml:space="preserve">ocorre durante a infância por meio de processos cognitivos e interações sociais. Durante as fases iniciais da infância, uma criança tende a apresentar visões mais positivas de si mesma, influenciada, entre vários fatores, por elogios de seus pais e comparações temporais de si mesma (como por exemplo, “Eu estou mais esperto hoje do que ontem”), pois não apresentam um ciclo social grande o suficiente que as permitam se comparar com conhecidos. Entretanto, com a expansão de sua vida social, a criança se torna mais propícia a basear-se em comparações com outras pessoas, como amigos e colegas de classe, gerando assim uma modificação em sua autopercepção, passando a reconhecer também </w:t>
+        <w:t xml:space="preserve">ocorre durante a infância por meio de processos cognitivos e interações sociais. Durante as fases iniciais da infância, uma criança tende a apresentar visões mais positivas de</w:t>
+      </w:r>
+      <w:r>
+        <w:rPr>
+          <w:rFonts w:eastAsia="Arial" w:cs="Arial"/>
+          <w:highlight w:val="none"/>
+        </w:rPr>
+        <w:t xml:space="preserve"> si mesma, influenciada, entre vários fatores, por elogios de seus pais e comparações temporais de si mesma (como por exemplo, “Eu estou mais esperto hoje do que ontem”), pois não apresentam um ciclo social grande o suficiente que as permitam se comparar c</w:t>
+      </w:r>
+      <w:r>
+        <w:rPr>
+          <w:rFonts w:eastAsia="Arial" w:cs="Arial"/>
+          <w:highlight w:val="none"/>
+        </w:rPr>
+        <w:t xml:space="preserve">om conhecidos. Entretanto, com a expansão de sua vida social, a criança se torna mais propícia a basear-se em comparações com outras pessoas, como amigos e colegas de classe, gerando assim uma modificação em sua autopercepção, passando a reconhecer também </w:t>
       </w:r>
       <w:r>
         <w:rPr>
@@ -7029,7 +7043,12 @@
         </w:rPr>
         <w:t xml:space="preserve">falhas e características negativas em si mesma</w:t>
       </w:r>
-      <w:r/>
+      <w:r>
+        <w:rPr>
+          <w:rFonts w:eastAsia="Arial" w:cs="Arial"/>
+          <w:highlight w:val="none"/>
+        </w:rPr>
+      </w:r>
       <w:r>
         <w:rPr>
           <w:rFonts w:eastAsia="Arial" w:cs="Arial"/>
@@ -7058,7 +7077,7 @@
           <w:color w:val="auto"/>
           <w:highlight w:val="none"/>
         </w:rPr>
-        <w:t xml:space="preserve">Com base nas informações apresentadas, optou-se por representar visualmente Gray com uma paleta de cores predominantemente composta por tons de cinza. Essa escolha artística se deve pelo fato da cor ser uma tonalidade intermediária entre o branco e o preto, simbolicamente associado, respectivamente, a uma autoimagem positiva e negativa, utilizando da coloração como uma metáfora para um autoconceito ainda em construção</w:t>
+        <w:t xml:space="preserve">Com base nas informações apresentadas, optou-se por representar visualmente Gray com uma paleta de cores predominantemente composta por tons de cinza. Essa escolha a</w:t>
       </w:r>
       <w:r>
         <w:rPr>
@@ -7066,37 +7085,20 @@
           <w:color w:val="auto"/>
           <w:highlight w:val="none"/>
         </w:rPr>
-      </w:r>
-    </w:p>
-    <w:p>
-      <w:pPr>
-        <w:pStyle w:val="985"/>
-        <w:pBdr/>
-        <w:spacing w:line="360" w:lineRule="auto"/>
-        <w:ind w:left="0"/>
+        <w:t xml:space="preserve">rtística se deve pelo fato da cor ser uma tonalidade intermediária entre o branco e o preto, simbolicamente associado, respectivamente, a uma autoimagem positiva e negativa, utilizando da coloração como uma metáfora para um autoconceito ainda em construção</w:t>
+      </w:r>
+      <w:r>
         <w:rPr>
           <w:rFonts w:eastAsia="Arial" w:cs="Arial"/>
-          <w:szCs w:val="24"/>
-        </w:rPr>
-      </w:pPr>
+          <w:color w:val="auto"/>
+          <w:highlight w:val="none"/>
+        </w:rPr>
+      </w:r>
       <w:r>
         <w:rPr>
           <w:rFonts w:eastAsia="Arial" w:cs="Arial"/>
-          <w:szCs w:val="24"/>
-        </w:rPr>
-        <w:tab/>
-        <w:tab/>
-      </w:r>
-      <w:r>
-        <w:rPr>
-          <w:rFonts w:eastAsia="Arial" w:cs="Arial"/>
-          <w:szCs w:val="24"/>
-        </w:rPr>
-      </w:r>
-      <w:r>
-        <w:rPr>
-          <w:rFonts w:eastAsia="Arial" w:cs="Arial"/>
-          <w:szCs w:val="24"/>
+          <w:color w:val="auto"/>
+          <w:highlight w:val="none"/>
         </w:rPr>
       </w:r>
     </w:p>
@@ -7110,114 +7112,47 @@
         <w:spacing w:line="360" w:lineRule="auto"/>
         <w:ind w:right="0" w:firstLine="709" w:left="0"/>
         <w:rPr>
-          <w:rFonts w:cs="Arial"/>
-          <w:szCs w:val="24"/>
-        </w:rPr>
-      </w:pPr>
-      <w:r>
-        <w:rPr>
           <w:rFonts w:eastAsia="Arial" w:cs="Arial"/>
-          <w:b/>
-          <w:bCs/>
-          <w:szCs w:val="24"/>
-        </w:rPr>
-        <w:t xml:space="preserve">Nome:</w:t>
-      </w:r>
+          <w:color w:val="auto"/>
+          <w:highlight w:val="none"/>
+        </w:rPr>
+      </w:pPr>
       <w:r>
         <w:rPr>
           <w:rFonts w:eastAsia="Arial" w:cs="Arial"/>
-          <w:szCs w:val="24"/>
-        </w:rPr>
-        <w:t xml:space="preserve"> Gray</w:t>
-      </w:r>
-      <w:r>
-        <mc:AlternateContent>
-          <mc:Choice Requires="wpg">
-            <w:drawing>
-              <wp:anchor xmlns:wp="http://schemas.openxmlformats.org/drawingml/2006/wordprocessingDrawing" xmlns:wp14="http://schemas.microsoft.com/office/word/2010/wordprocessingDrawing" distT="0" distB="0" distL="115200" distR="115200" simplePos="0" relativeHeight="251660288" behindDoc="0" locked="0" layoutInCell="1" allowOverlap="1">
-                <wp:simplePos x="0" y="0"/>
-                <wp:positionH relativeFrom="column">
-                  <wp:posOffset>4305300</wp:posOffset>
-                </wp:positionH>
-                <wp:positionV relativeFrom="paragraph">
-                  <wp:posOffset>0</wp:posOffset>
-                </wp:positionV>
-                <wp:extent cx="1638300" cy="1638300"/>
-                <wp:effectExtent l="0" t="0" r="0" b="0"/>
-                <wp:wrapSquare wrapText="bothSides"/>
-                <wp:docPr id="2" name="Imagem 2"/>
-                <wp:cNvGraphicFramePr>
-                  <a:graphicFrameLocks xmlns:a="http://schemas.openxmlformats.org/drawingml/2006/main" noChangeAspect="1"/>
-                </wp:cNvGraphicFramePr>
-                <a:graphic xmlns:a="http://schemas.openxmlformats.org/drawingml/2006/main">
-                  <a:graphicData uri="http://schemas.openxmlformats.org/drawingml/2006/picture">
-                    <pic:pic xmlns:pic="http://schemas.openxmlformats.org/drawingml/2006/picture">
-                      <pic:nvPicPr>
-                        <pic:cNvPr id="39385513" name=""/>
-                        <pic:cNvPicPr>
-                          <a:picLocks noChangeAspect="1"/>
-                        </pic:cNvPicPr>
-                        <pic:nvPr/>
-                      </pic:nvPicPr>
-                      <pic:blipFill>
-                        <a:blip r:embed="rId14"/>
-                        <a:stretch/>
-                      </pic:blipFill>
-                      <pic:spPr bwMode="auto">
-                        <a:xfrm>
-                          <a:off x="0" y="0"/>
-                          <a:ext cx="1638299" cy="1638299"/>
-                        </a:xfrm>
-                        <a:prstGeom prst="rect">
-                          <a:avLst/>
-                        </a:prstGeom>
-                      </pic:spPr>
-                    </pic:pic>
-                  </a:graphicData>
-                </a:graphic>
-              </wp:anchor>
-            </w:drawing>
-          </mc:Choice>
-          <mc:Fallback>
-            <w:pict>
-              <v:shapetype id="_x0000_t75" coordsize="21600,21600" o:spt="75" o:preferrelative="t" path="m@4@5l@4@11@9@11@9@5xe" filled="f" stroked="f">
-                <v:stroke joinstyle="miter"/>
-                <v:formulas>
-                  <v:f eqn="if lineDrawn pixelLineWidth 0"/>
-                  <v:f eqn="sum @0 1 0"/>
-                  <v:f eqn="sum 0 0 @1"/>
-                  <v:f eqn="prod @2 1 2"/>
-                  <v:f eqn="prod @3 21600 pixelWidth"/>
-                  <v:f eqn="prod @3 21600 pixelHeight"/>
-                  <v:f eqn="sum @0 0 1"/>
-                  <v:f eqn="prod @6 1 2"/>
-                  <v:f eqn="prod @7 21600 pixelWidth"/>
-                  <v:f eqn="sum @8 21600 0"/>
-                  <v:f eqn="prod @7 21600 pixelHeight"/>
-                  <v:f eqn="sum @10 21600 0"/>
-                </v:formulas>
-                <v:path o:extrusionok="f" gradientshapeok="t" o:connecttype="rect"/>
-                <o:lock v:ext="edit" aspectratio="t"/>
-              </v:shapetype>
-              <v:shape id="_x0000_i1" o:spid="_x0000_s1" type="#_x0000_t75" style="position:absolute;z-index:251660288;o:allowoverlap:true;o:allowincell:true;mso-position-horizontal-relative:text;margin-left:339.00pt;mso-position-horizontal:absolute;mso-position-vertical-relative:text;margin-top:0.00pt;mso-position-vertical:absolute;width:129.00pt;height:129.00pt;mso-wrap-distance-left:9.07pt;mso-wrap-distance-top:0.00pt;mso-wrap-distance-right:9.07pt;mso-wrap-distance-bottom:0.00pt;z-index:1;" stroked="false">
-                <w10:wrap type="square"/>
-                <v:imagedata r:id="rId14" o:title=""/>
-                <o:lock v:ext="edit" rotation="t"/>
-              </v:shape>
-            </w:pict>
-          </mc:Fallback>
-        </mc:AlternateContent>
-      </w:r>
-      <w:r>
-        <w:rPr>
-          <w:rFonts w:cs="Arial"/>
-          <w:szCs w:val="24"/>
-        </w:rPr>
-      </w:r>
-      <w:r>
-        <w:rPr>
-          <w:rFonts w:cs="Arial"/>
-          <w:szCs w:val="24"/>
+          <w:color w:val="auto"/>
+          <w:highlight w:val="none"/>
+        </w:rPr>
+        <w:t xml:space="preserve">Outr</w:t>
+      </w:r>
+      <w:r>
+        <w:rPr>
+          <w:rFonts w:eastAsia="Arial" w:cs="Arial"/>
+          <w:color w:val="auto"/>
+          <w:highlight w:val="none"/>
+        </w:rPr>
+        <w:t xml:space="preserve">a particularidade importante de Gray é sua capacidade de utilizar magia, relacionada às memórias e imaginação de Matthew durante sua infância. Quando criança, o personagem costumava brincar e imaginar diversas histórias, algumas as quais era capaz de usar </w:t>
+      </w:r>
+      <w:r>
+        <w:rPr>
+          <w:rFonts w:eastAsia="Arial" w:cs="Arial"/>
+          <w:color w:val="auto"/>
+          <w:highlight w:val="none"/>
+        </w:rPr>
+        <w:t xml:space="preserve">magia, como aquelas presentes em histórias e jogos de fantasia. Por representar a percepção que Matthew possui sobre si mesmo durante esse período, sua versão infantil é apresentada como sendo capaz de realizar as magias imaginava durante suas brincadeiras</w:t>
+      </w:r>
+      <w:r>
+        <w:rPr>
+          <w:rFonts w:eastAsia="Arial" w:cs="Arial"/>
+          <w:color w:val="auto"/>
+          <w:highlight w:val="none"/>
+        </w:rPr>
+      </w:r>
+      <w:r>
+        <w:rPr>
+          <w:rFonts w:eastAsia="Arial" w:cs="Arial"/>
+          <w:color w:val="auto"/>
+          <w:highlight w:val="none"/>
         </w:rPr>
       </w:r>
     </w:p>
@@ -7231,36 +7166,39 @@
         <w:spacing w:line="360" w:lineRule="auto"/>
         <w:ind w:right="0" w:firstLine="709" w:left="0"/>
         <w:rPr>
-          <w:rFonts w:cs="Arial"/>
-          <w:szCs w:val="24"/>
-        </w:rPr>
-      </w:pPr>
-      <w:r>
-        <w:rPr>
           <w:rFonts w:eastAsia="Arial" w:cs="Arial"/>
-          <w:b/>
-          <w:bCs/>
-          <w:szCs w:val="24"/>
-        </w:rPr>
-        <w:t xml:space="preserve">Idade:</w:t>
-      </w:r>
+          <w:color w:val="auto"/>
+          <w:highlight w:val="none"/>
+        </w:rPr>
+      </w:pPr>
       <w:r>
         <w:rPr>
           <w:rFonts w:eastAsia="Arial" w:cs="Arial"/>
-          <w:szCs w:val="24"/>
-        </w:rPr>
-        <w:t xml:space="preserve"> 8</w:t>
-      </w:r>
-      <w:r>
-        <w:rPr>
-          <w:rFonts w:cs="Arial"/>
-          <w:szCs w:val="24"/>
-        </w:rPr>
-      </w:r>
-      <w:r>
-        <w:rPr>
-          <w:rFonts w:cs="Arial"/>
-          <w:szCs w:val="24"/>
+          <w:color w:val="auto"/>
+          <w:highlight w:val="none"/>
+        </w:rPr>
+        <w:t xml:space="preserve">Entretanto, embora possua magias de caráter destrutivo, como criar uma bola de fogo, habilidade frequentemente vista em magos em jogos de fantasia, Gray demonstra preferência por utilizar magias voltadas à assistência</w:t>
+      </w:r>
+      <w:r>
+        <w:rPr>
+          <w:rFonts w:eastAsia="Arial" w:cs="Arial"/>
+          <w:color w:val="auto"/>
+          <w:highlight w:val="none"/>
+        </w:rPr>
+        <w:t xml:space="preserve">, como cura e defesa. Essa escolha se dá por conta de sua personalidade gentil, que faz com que ele busque evitar machucar outras pessoas, priorizando ações que auxiliem e protejam outros em vez de recorrer predominantemente à formas ofensivas de interação</w:t>
+      </w:r>
+      <w:r>
+        <w:rPr>
+          <w:rFonts w:eastAsia="Arial" w:cs="Arial"/>
+          <w:color w:val="auto"/>
+          <w:highlight w:val="none"/>
+        </w:rPr>
+      </w:r>
+      <w:r>
+        <w:rPr>
+          <w:rFonts w:eastAsia="Arial" w:cs="Arial"/>
+          <w:color w:val="auto"/>
+          <w:highlight w:val="none"/>
         </w:rPr>
       </w:r>
     </w:p>
@@ -7275,292 +7213,38 @@
         <w:ind w:right="0" w:firstLine="709" w:left="0"/>
         <w:rPr>
           <w:rFonts w:eastAsia="Arial" w:cs="Arial"/>
-          <w:szCs w:val="24"/>
+          <w:color w:val="auto"/>
+          <w:highlight w:val="none"/>
         </w:rPr>
       </w:pPr>
       <w:r>
         <w:rPr>
           <w:rFonts w:eastAsia="Arial" w:cs="Arial"/>
-          <w:b/>
-          <w:bCs/>
-          <w:szCs w:val="24"/>
-        </w:rPr>
-        <w:t xml:space="preserve">História:</w:t>
+          <w:color w:val="auto"/>
+          <w:highlight w:val="none"/>
+        </w:rPr>
+        <w:t xml:space="preserve">Essa característica também se</w:t>
       </w:r>
       <w:r>
         <w:rPr>
           <w:rFonts w:eastAsia="Arial" w:cs="Arial"/>
-          <w:szCs w:val="24"/>
-        </w:rPr>
-        <w:t xml:space="preserve"> Gray é</w:t>
+          <w:color w:val="auto"/>
+          <w:highlight w:val="none"/>
+        </w:rPr>
+        <w:t xml:space="preserve"> manifesta em suas mecânicas de jogo, uma vez que, durante um combate com um inimigo, o personagem peca em capacidades ofensivas para machucar seu oponente, porém dispõe de diversas opções para auxiliar Matthew, como curando-o, protegendo-o de ataques, etc</w:t>
       </w:r>
       <w:r>
         <w:rPr>
           <w:rFonts w:eastAsia="Arial" w:cs="Arial"/>
-          <w:szCs w:val="24"/>
-        </w:rPr>
-        <w:t xml:space="preserve"> uma criança comum, como qualquer outra: criativo, brincalhão, corajoso na medida do possível, e sonhador. Seus pais se mudaram para a vila em que vivem antes dele nascer e, para economizar no pagamento, escolheram morar um pouco longe das outras pessoas. </w:t>
+          <w:color w:val="auto"/>
+          <w:highlight w:val="none"/>
+        </w:rPr>
       </w:r>
       <w:r>
         <w:rPr>
           <w:rFonts w:eastAsia="Arial" w:cs="Arial"/>
-          <w:szCs w:val="24"/>
-        </w:rPr>
-      </w:r>
-      <w:r>
-        <w:rPr>
-          <w:rFonts w:eastAsia="Arial" w:cs="Arial"/>
-          <w:szCs w:val="24"/>
-        </w:rPr>
-      </w:r>
-    </w:p>
-    <w:p>
-      <w:pPr>
-        <w:pStyle w:val="985"/>
-        <w:pBdr/>
-        <w:tabs>
-          <w:tab w:val="left" w:leader="none" w:pos="7672"/>
-        </w:tabs>
-        <w:spacing w:line="360" w:lineRule="auto"/>
-        <w:ind w:right="0" w:firstLine="709" w:left="0"/>
-        <w:rPr>
-          <w:rFonts w:eastAsia="Arial" w:cs="Arial"/>
-          <w:szCs w:val="24"/>
-        </w:rPr>
-      </w:pPr>
-      <w:r>
-        <w:rPr>
-          <w:rFonts w:eastAsia="Arial" w:cs="Arial"/>
-          <w:szCs w:val="24"/>
-        </w:rPr>
-        <w:t xml:space="preserve">Por mais que Gray ame muito seus pais, ele não consegue vê-los com tanta frequênci</w:t>
-      </w:r>
-      <w:r>
-        <w:rPr>
-          <w:rFonts w:eastAsia="Arial" w:cs="Arial"/>
-          <w:szCs w:val="24"/>
-        </w:rPr>
-        <w:t xml:space="preserve">a, já que eles estão sempre fora, trabalhando, e, mesmo quando em casa, passam grande parte do tempo brigando. Eles, por outro lado, não parecem se preocupar muito com seu filho, não ligando muito se Gray fica fora de casa por longos períodos sem avisá-los</w:t>
-      </w:r>
-      <w:r>
-        <w:rPr>
-          <w:rFonts w:eastAsia="Arial" w:cs="Arial"/>
-          <w:szCs w:val="24"/>
-        </w:rPr>
-      </w:r>
-      <w:r>
-        <w:rPr>
-          <w:rFonts w:eastAsia="Arial" w:cs="Arial"/>
-          <w:szCs w:val="24"/>
-        </w:rPr>
-      </w:r>
-    </w:p>
-    <w:p>
-      <w:pPr>
-        <w:pStyle w:val="985"/>
-        <w:pBdr/>
-        <w:tabs>
-          <w:tab w:val="left" w:leader="none" w:pos="7672"/>
-        </w:tabs>
-        <w:spacing w:line="360" w:lineRule="auto"/>
-        <w:ind w:right="0" w:firstLine="709" w:left="0"/>
-        <w:rPr>
-          <w:rFonts w:eastAsia="Arial" w:cs="Arial"/>
-          <w:szCs w:val="24"/>
-        </w:rPr>
-      </w:pPr>
-      <w:r>
-        <w:rPr>
-          <w:rFonts w:eastAsia="Arial" w:cs="Arial"/>
-          <w:szCs w:val="24"/>
-        </w:rPr>
-        <w:t xml:space="preserve">Por conta disso, ele costuma passar o dia brincando</w:t>
-      </w:r>
-      <w:r>
-        <w:rPr>
-          <w:rFonts w:eastAsia="Arial" w:cs="Arial"/>
-          <w:szCs w:val="24"/>
-        </w:rPr>
-        <w:t xml:space="preserve"> na floresta, colhendo frutas, correndo atrás de animais, procurando tesouros, conversando com as crianças que ocasionalmente aparecem por lá, etc. Um dia, enquanto comia algumas amoras pela floresta, Gray acaba encontrando uma pessoa perdida, desorientada</w:t>
-      </w:r>
-      <w:r>
-        <w:rPr>
-          <w:rFonts w:eastAsia="Arial" w:cs="Arial"/>
-          <w:szCs w:val="24"/>
-        </w:rPr>
-      </w:r>
-      <w:r>
-        <w:rPr>
-          <w:rFonts w:eastAsia="Arial" w:cs="Arial"/>
-          <w:szCs w:val="24"/>
-        </w:rPr>
-      </w:r>
-    </w:p>
-    <w:p>
-      <w:pPr>
-        <w:pStyle w:val="985"/>
-        <w:pBdr/>
-        <w:tabs>
-          <w:tab w:val="left" w:leader="none" w:pos="7672"/>
-        </w:tabs>
-        <w:spacing w:line="360" w:lineRule="auto"/>
-        <w:ind w:right="0" w:firstLine="709" w:left="0"/>
-        <w:rPr>
-          <w:rFonts w:eastAsia="Arial" w:cs="Arial"/>
-          <w:szCs w:val="24"/>
-        </w:rPr>
-      </w:pPr>
-      <w:r>
-        <w:rPr>
-          <w:rFonts w:eastAsia="Arial" w:cs="Arial"/>
-          <w:b/>
-          <w:bCs/>
-          <w:szCs w:val="24"/>
-        </w:rPr>
-        <w:t xml:space="preserve">Personalidade:</w:t>
-      </w:r>
-      <w:r>
-        <w:rPr>
-          <w:rFonts w:eastAsia="Arial" w:cs="Arial"/>
-          <w:szCs w:val="24"/>
-        </w:rPr>
-        <w:t xml:space="preserve"> Brincalhão, tem problemas </w:t>
-      </w:r>
-      <w:r>
-        <w:rPr>
-          <w:rFonts w:eastAsia="Arial" w:cs="Arial"/>
-          <w:szCs w:val="24"/>
-        </w:rPr>
-        <w:t xml:space="preserve">pra</w:t>
-      </w:r>
-      <w:r>
-        <w:rPr>
-          <w:rFonts w:eastAsia="Arial" w:cs="Arial"/>
-          <w:szCs w:val="24"/>
-        </w:rPr>
-        <w:t xml:space="preserve"> levar as coisas a sério, dorminhoco e ambicioso. Te</w:t>
-      </w:r>
-      <w:r>
-        <w:rPr>
-          <w:rFonts w:eastAsia="Arial" w:cs="Arial"/>
-          <w:szCs w:val="24"/>
-        </w:rPr>
-        <w:t xml:space="preserve">m dificuldades para falar com outras pessoas e de expressar o que pensa e sente. Emotivo, costuma agir muito mais com base em suas emoções do que em lógica. Se preocupa com todos ao se redor, mesmo que seja um desconhecido, e sempre procura ajudar a pessoa</w:t>
-      </w:r>
-      <w:r>
-        <w:rPr>
-          <w:rFonts w:eastAsia="Arial" w:cs="Arial"/>
-          <w:szCs w:val="24"/>
-        </w:rPr>
-      </w:r>
-      <w:r>
-        <w:rPr>
-          <w:rFonts w:eastAsia="Arial" w:cs="Arial"/>
-          <w:szCs w:val="24"/>
-        </w:rPr>
-      </w:r>
-    </w:p>
-    <w:p>
-      <w:pPr>
-        <w:pStyle w:val="985"/>
-        <w:pBdr/>
-        <w:tabs>
-          <w:tab w:val="left" w:leader="none" w:pos="7672"/>
-        </w:tabs>
-        <w:spacing w:line="360" w:lineRule="auto"/>
-        <w:ind w:right="0" w:firstLine="709" w:left="0"/>
-        <w:rPr>
-          <w:rFonts w:eastAsia="Arial" w:cs="Arial"/>
-          <w:szCs w:val="24"/>
-        </w:rPr>
-      </w:pPr>
-      <w:r>
-        <w:rPr>
-          <w:rFonts w:eastAsia="Arial" w:cs="Arial"/>
-          <w:b/>
-          <w:bCs/>
-          <w:szCs w:val="24"/>
-        </w:rPr>
-        <w:t xml:space="preserve">Habilidades:</w:t>
-      </w:r>
-      <w:r>
-        <w:rPr>
-          <w:rFonts w:eastAsia="Arial" w:cs="Arial"/>
-          <w:szCs w:val="24"/>
-        </w:rPr>
-        <w:t xml:space="preserve"> Capaz de utilizar magias de assistência, como cura, limpeza e defesa, assim como magias ofensivas. Usa um graveto como arma, podendo atacar com ou canalizar magia por ele</w:t>
-      </w:r>
-      <w:r>
-        <w:rPr>
-          <w:rFonts w:eastAsia="Arial" w:cs="Arial"/>
-          <w:szCs w:val="24"/>
-        </w:rPr>
-      </w:r>
-      <w:r>
-        <w:rPr>
-          <w:rFonts w:eastAsia="Arial" w:cs="Arial"/>
-          <w:szCs w:val="24"/>
-        </w:rPr>
-      </w:r>
-    </w:p>
-    <w:p>
-      <w:pPr>
-        <w:pStyle w:val="985"/>
-        <w:pBdr/>
-        <w:tabs>
-          <w:tab w:val="left" w:leader="none" w:pos="7672"/>
-        </w:tabs>
-        <w:spacing w:line="360" w:lineRule="auto"/>
-        <w:ind w:right="0" w:firstLine="709" w:left="0"/>
-        <w:rPr>
-          <w:rFonts w:eastAsia="Arial" w:cs="Arial"/>
-          <w:szCs w:val="24"/>
-        </w:rPr>
-      </w:pPr>
-      <w:r>
-        <w:rPr>
-          <w:rFonts w:eastAsia="Arial" w:cs="Arial"/>
-          <w:b/>
-          <w:bCs/>
-          <w:szCs w:val="24"/>
-        </w:rPr>
-        <w:t xml:space="preserve">Ações que pode </w:t>
-      </w:r>
-      <w:r>
-        <w:rPr>
-          <w:rFonts w:eastAsia="Arial" w:cs="Arial"/>
-          <w:b/>
-          <w:bCs/>
-          <w:szCs w:val="24"/>
-        </w:rPr>
-        <w:t xml:space="preserve">performar</w:t>
-      </w:r>
-      <w:r>
-        <w:rPr>
-          <w:rFonts w:eastAsia="Arial" w:cs="Arial"/>
-          <w:b/>
-          <w:bCs/>
-          <w:szCs w:val="24"/>
-        </w:rPr>
-        <w:t xml:space="preserve">:</w:t>
-      </w:r>
-      <w:r>
-        <w:rPr>
-          <w:rFonts w:eastAsia="Arial" w:cs="Arial"/>
-          <w:szCs w:val="24"/>
-        </w:rPr>
-        <w:t xml:space="preserve"> Utilizar item e lutar; durante modo puzzle: andar e interagir</w:t>
-      </w:r>
-      <w:r>
-        <w:rPr>
-          <w:rFonts w:eastAsia="Arial" w:cs="Arial"/>
-          <w:szCs w:val="24"/>
-        </w:rPr>
-      </w:r>
-      <w:r>
-        <w:rPr>
-          <w:rFonts w:eastAsia="Arial" w:cs="Arial"/>
-          <w:szCs w:val="24"/>
+          <w:color w:val="auto"/>
+          <w:highlight w:val="none"/>
         </w:rPr>
       </w:r>
     </w:p>
@@ -7726,7 +7410,7 @@
           <w:rFonts w:eastAsia="Arial" w:cs="Arial"/>
           <w:szCs w:val="24"/>
         </w:rPr>
-        <w:t xml:space="preserve">A mecânica principal do jogo é a interação com os personagens espalhados pelo mapa, a resolução de puzzles e o combate de inimigos que aparecem aleatoriamente ou em momentos específicos</w:t>
+        <w:t xml:space="preserve">A mecânica principal do jogo é a interação com os personagens espalhados pelo mapa, a resolução de quebra-cabeças e o combate de inimigos que aparecem aleatoriamente ou em momentos específicos</w:t>
       </w:r>
       <w:r>
         <w:rPr>
@@ -8027,7 +7711,7 @@
           <w:rFonts w:eastAsia="Arial" w:cs="Arial"/>
           <w:szCs w:val="24"/>
         </w:rPr>
-        <w:t xml:space="preserve">Gray, por sua inocência e coragem, detém a capacidade de realizar ações mais sociais, sendo mais amigável com seus oponente</w:t>
+        <w:t xml:space="preserve">Gray, por sua inocência, coragem e personalidade gentil, detém a capacidade de realizar ações mais sociais, sendo mais amigável com seus oponente</w:t>
       </w:r>
       <w:r>
         <w:rPr>
@@ -8513,20 +8197,18 @@
         <w:spacing w:line="360" w:lineRule="auto"/>
         <w:ind w:right="0" w:firstLine="349" w:left="360"/>
         <w:rPr>
-          <w:szCs w:val="24"/>
-        </w:rPr>
-      </w:pPr>
-      <w:r>
-        <w:t xml:space="preserve">Seta para cima/ W – Andar para frente/cima </w:t>
-      </w:r>
-      <w:r>
-        <w:rPr>
-          <w:szCs w:val="24"/>
-        </w:rPr>
-      </w:r>
-      <w:r>
-        <w:rPr>
-          <w:szCs w:val="24"/>
+          <w:highlight w:val="none"/>
+        </w:rPr>
+      </w:pPr>
+      <w:r>
+        <w:rPr>
+          <w:highlight w:val="none"/>
+        </w:rPr>
+        <w:t xml:space="preserve">Para o controle do personagem e botões de interação, foram utilizados como referência jogos de RPG de computador, como Undertale, Deltarune e Omori, além daqueles programados no motor de jogos RPGMaker, e, a partir disso, buscou-se utilizar um sistema de controles similar ao jogos do gênero</w:t>
+      </w:r>
+      <w:r>
+        <w:rPr>
+          <w:highlight w:val="none"/>
         </w:rPr>
       </w:r>
     </w:p>
@@ -8540,20 +8222,18 @@
         <w:spacing w:line="360" w:lineRule="auto"/>
         <w:ind w:right="0" w:firstLine="349" w:left="360"/>
         <w:rPr>
-          <w:szCs w:val="24"/>
-        </w:rPr>
-      </w:pPr>
-      <w:r>
-        <w:t xml:space="preserve">Seta para esquerda/ A – Andar para a esquerda </w:t>
-      </w:r>
-      <w:r>
-        <w:rPr>
-          <w:szCs w:val="24"/>
-        </w:rPr>
-      </w:r>
-      <w:r>
-        <w:rPr>
-          <w:szCs w:val="24"/>
+          <w:highlight w:val="none"/>
+        </w:rPr>
+      </w:pPr>
+      <w:r>
+        <w:rPr>
+          <w:highlight w:val="none"/>
+        </w:rPr>
+        <w:t xml:space="preserve">Foram definidas duas opções para o controle do personagem, permitindo ao jogador escolher aquela com a qual se sentir mais confortável, essas sendo as teclas direcionais e as teclas W, A, S e D </w:t>
+      </w:r>
+      <w:r>
+        <w:rPr>
+          <w:highlight w:val="none"/>
         </w:rPr>
       </w:r>
     </w:p>
@@ -8567,22 +8247,17 @@
         <w:spacing w:line="360" w:lineRule="auto"/>
         <w:ind w:right="0" w:firstLine="349" w:left="360"/>
         <w:rPr>
-          <w:szCs w:val="24"/>
-        </w:rPr>
-      </w:pPr>
-      <w:r>
-        <w:t xml:space="preserve">Seta para baixo/ S - Andar para baixo/trás</w:t>
-      </w:r>
-      <w:r>
-        <w:rPr>
-          <w:szCs w:val="24"/>
-        </w:rPr>
-      </w:r>
-      <w:r>
-        <w:rPr>
-          <w:szCs w:val="24"/>
-        </w:rPr>
-      </w:r>
+          <w:highlight w:val="none"/>
+        </w:rPr>
+      </w:pPr>
+      <w:r>
+        <w:rPr>
+          <w:highlight w:val="none"/>
+        </w:rPr>
+        <w:t xml:space="preserve">A seta para cima e a tecla W são utilizadas para movimentar o personagem para cima, enquanto a seta para baixo e a tecla S movimenta o personagem para baixo. Além disso, as setas para esquerda e direita, da mesma forma que as teclas A e D, permitem o movimento, respectivamente, para a esquerda e para a direita</w:t>
+      </w:r>
+      <w:r/>
+      <w:r/>
     </w:p>
     <w:p>
       <w:pPr>
@@ -8594,20 +8269,18 @@
         <w:spacing w:line="360" w:lineRule="auto"/>
         <w:ind w:right="0" w:firstLine="349" w:left="360"/>
         <w:rPr>
-          <w:szCs w:val="24"/>
-        </w:rPr>
-      </w:pPr>
-      <w:r>
-        <w:t xml:space="preserve">Seta para direita/ D – Andar para a direita</w:t>
-      </w:r>
-      <w:r>
-        <w:rPr>
-          <w:szCs w:val="24"/>
-        </w:rPr>
-      </w:r>
-      <w:r>
-        <w:rPr>
-          <w:szCs w:val="24"/>
+          <w:highlight w:val="none"/>
+        </w:rPr>
+      </w:pPr>
+      <w:r>
+        <w:rPr>
+          <w:highlight w:val="none"/>
+        </w:rPr>
+        <w:t xml:space="preserve">Para as opções de interação, foram definidas as teclas Z, Enter e Espaço, permitindo ao jogador escolher a opção que melhor se adapte em conjunto às teclas de movimentação. Essas teclas servem a função de confirmar uma interação, como selecionar uma opção em um menu, avançar um diálogo, interagir com um objeto e confirmar uma ação</w:t>
+      </w:r>
+      <w:r>
+        <w:rPr>
+          <w:highlight w:val="none"/>
         </w:rPr>
       </w:r>
     </w:p>
@@ -8621,29 +8294,18 @@
         <w:spacing w:line="360" w:lineRule="auto"/>
         <w:ind w:right="0" w:firstLine="349" w:left="360"/>
         <w:rPr>
-          <w:szCs w:val="24"/>
-        </w:rPr>
-      </w:pPr>
-      <w:r>
-        <w:t xml:space="preserve">Enter</w:t>
-      </w:r>
-      <w:r>
-        <w:t xml:space="preserve">/ Z/ </w:t>
-      </w:r>
-      <w:r>
-        <w:t xml:space="preserve">space</w:t>
-      </w:r>
-      <w:r>
-        <w:t xml:space="preserve"> - Interagir, confirmar</w:t>
-      </w:r>
-      <w:r>
-        <w:rPr>
-          <w:szCs w:val="24"/>
-        </w:rPr>
-      </w:r>
-      <w:r>
-        <w:rPr>
-          <w:szCs w:val="24"/>
+          <w:highlight w:val="none"/>
+        </w:rPr>
+      </w:pPr>
+      <w:r>
+        <w:rPr>
+          <w:highlight w:val="none"/>
+        </w:rPr>
+        <w:t xml:space="preserve">A tecla X possui funções relacionadas à interação em menus e controle de ritmo do jogo, permitindo cancelar uma ação e acelerar o texto de um diálogo. Além disso, durante o turno de ataque de um oponente em combate, enquanto pressionada, a tecla X permite ao jogador reduzir sua velocidade de movimentação, permitindo maior precisão no controle do personagem para esquiva de ataques </w:t>
+      </w:r>
+      <w:r>
+        <w:rPr>
+          <w:highlight w:val="none"/>
         </w:rPr>
       </w:r>
     </w:p>
@@ -8657,55 +8319,17 @@
         <w:spacing w:line="360" w:lineRule="auto"/>
         <w:ind w:right="0" w:firstLine="349" w:left="360"/>
         <w:rPr>
-          <w:szCs w:val="24"/>
-        </w:rPr>
-      </w:pPr>
-      <w:r>
-        <w:t xml:space="preserve">X – Cancelar, pular texto, desacelerar player</w:t>
-      </w:r>
-      <w:r>
-        <w:rPr>
-          <w:szCs w:val="24"/>
-        </w:rPr>
-      </w:r>
-      <w:r>
-        <w:rPr>
-          <w:szCs w:val="24"/>
-        </w:rPr>
-      </w:r>
-    </w:p>
-    <w:p>
-      <w:pPr>
-        <w:pStyle w:val="985"/>
-        <w:pBdr/>
-        <w:tabs>
-          <w:tab w:val="left" w:leader="none" w:pos="425"/>
-        </w:tabs>
-        <w:spacing w:line="360" w:lineRule="auto"/>
-        <w:ind w:right="0" w:firstLine="349" w:left="360"/>
-        <w:rPr>
-          <w:szCs w:val="24"/>
-        </w:rPr>
-      </w:pPr>
-      <w:r>
-        <w:t xml:space="preserve">C/ </w:t>
-      </w:r>
-      <w:r>
-        <w:t xml:space="preserve">Esc</w:t>
-      </w:r>
-      <w:r>
-        <w:t xml:space="preserve"> – Abrir menu, pausar</w:t>
-      </w:r>
-      <w:r>
-        <w:rPr>
-          <w:szCs w:val="24"/>
-        </w:rPr>
-      </w:r>
-      <w:r>
-        <w:rPr>
-          <w:szCs w:val="24"/>
-        </w:rPr>
-      </w:r>
+          <w:highlight w:val="none"/>
+        </w:rPr>
+      </w:pPr>
+      <w:r>
+        <w:rPr>
+          <w:highlight w:val="none"/>
+        </w:rPr>
+        <w:t xml:space="preserve">Por fim, as teclas C e Esc são responsáveis por abrir o menu do jogo enquanto fora de combate, pausando-o temporariamente e permitindo ao jogador acessar funcionalidades como inventário, configurações de jogo, utilizar items e visualizar seus status</w:t>
+      </w:r>
+      <w:r/>
+      <w:r/>
     </w:p>
     <w:p>
       <w:pPr>
@@ -8932,7 +8556,7 @@
               <wp:inline xmlns:wp="http://schemas.openxmlformats.org/drawingml/2006/wordprocessingDrawing" distT="0" distB="0" distL="0" distR="0">
                 <wp:extent cx="2520707" cy="1803400"/>
                 <wp:effectExtent l="0" t="0" r="0" b="6350"/>
-                <wp:docPr id="3" name="Imagem 3"/>
+                <wp:docPr id="2" name="Imagem 3"/>
                 <wp:cNvGraphicFramePr>
                   <a:graphicFrameLocks xmlns:a="http://schemas.openxmlformats.org/drawingml/2006/main" noChangeAspect="1"/>
                 </wp:cNvGraphicFramePr>
@@ -8947,7 +8571,7 @@
                         <pic:nvPr/>
                       </pic:nvPicPr>
                       <pic:blipFill>
-                        <a:blip r:embed="rId15"/>
+                        <a:blip r:embed="rId14"/>
                         <a:stretch/>
                       </pic:blipFill>
                       <pic:spPr bwMode="auto">
@@ -8986,8 +8610,8 @@
                 <v:path o:extrusionok="f" gradientshapeok="t" o:connecttype="rect"/>
                 <o:lock v:ext="edit" aspectratio="t"/>
               </v:shapetype>
-              <v:shape id="_x0000_i2" o:spid="_x0000_s2" type="#_x0000_t75" style="width:198.48pt;height:142.00pt;mso-wrap-distance-left:0.00pt;mso-wrap-distance-top:0.00pt;mso-wrap-distance-right:0.00pt;mso-wrap-distance-bottom:0.00pt;z-index:1;" stroked="false">
-                <v:imagedata r:id="rId15" o:title=""/>
+              <v:shape id="_x0000_i1" o:spid="_x0000_s1" type="#_x0000_t75" style="width:198.48pt;height:142.00pt;mso-wrap-distance-left:0.00pt;mso-wrap-distance-top:0.00pt;mso-wrap-distance-right:0.00pt;mso-wrap-distance-bottom:0.00pt;z-index:1;" stroked="false">
+                <v:imagedata r:id="rId14" o:title=""/>
                 <o:lock v:ext="edit" rotation="t"/>
               </v:shape>
             </w:pict>
@@ -9008,7 +8632,7 @@
               <wp:inline xmlns:wp="http://schemas.openxmlformats.org/drawingml/2006/wordprocessingDrawing" distT="0" distB="0" distL="0" distR="0">
                 <wp:extent cx="3081156" cy="1720850"/>
                 <wp:effectExtent l="0" t="0" r="5080" b="0"/>
-                <wp:docPr id="4" name="Imagem 4"/>
+                <wp:docPr id="3" name="Imagem 4"/>
                 <wp:cNvGraphicFramePr>
                   <a:graphicFrameLocks xmlns:a="http://schemas.openxmlformats.org/drawingml/2006/main" noChangeAspect="1"/>
                 </wp:cNvGraphicFramePr>
@@ -9023,7 +8647,7 @@
                         <pic:nvPr/>
                       </pic:nvPicPr>
                       <pic:blipFill>
-                        <a:blip r:embed="rId16"/>
+                        <a:blip r:embed="rId15"/>
                         <a:srcRect l="0" t="0" r="802" b="1456"/>
                         <a:stretch/>
                       </pic:blipFill>
@@ -9063,8 +8687,8 @@
                 <v:path o:extrusionok="f" gradientshapeok="t" o:connecttype="rect"/>
                 <o:lock v:ext="edit" aspectratio="t"/>
               </v:shapetype>
-              <v:shape id="_x0000_i3" o:spid="_x0000_s3" type="#_x0000_t75" style="width:242.61pt;height:135.50pt;mso-wrap-distance-left:0.00pt;mso-wrap-distance-top:0.00pt;mso-wrap-distance-right:0.00pt;mso-wrap-distance-bottom:0.00pt;z-index:1;" stroked="false">
-                <v:imagedata r:id="rId16" o:title="" croptop="0f" cropleft="0f" cropbottom="954f" cropright="526f"/>
+              <v:shape id="_x0000_i2" o:spid="_x0000_s2" type="#_x0000_t75" style="width:242.61pt;height:135.50pt;mso-wrap-distance-left:0.00pt;mso-wrap-distance-top:0.00pt;mso-wrap-distance-right:0.00pt;mso-wrap-distance-bottom:0.00pt;z-index:1;" stroked="false">
+                <v:imagedata r:id="rId15" o:title="" croptop="0f" cropleft="0f" cropbottom="954f" cropright="526f"/>
                 <o:lock v:ext="edit" rotation="t"/>
               </v:shape>
             </w:pict>
@@ -9105,7 +8729,7 @@
               <wp:inline xmlns:wp="http://schemas.openxmlformats.org/drawingml/2006/wordprocessingDrawing" distT="0" distB="0" distL="0" distR="0">
                 <wp:extent cx="3873266" cy="2762250"/>
                 <wp:effectExtent l="0" t="0" r="0" b="0"/>
-                <wp:docPr id="5" name="Imagem 5"/>
+                <wp:docPr id="4" name="Imagem 5"/>
                 <wp:cNvGraphicFramePr>
                   <a:graphicFrameLocks xmlns:a="http://schemas.openxmlformats.org/drawingml/2006/main" noChangeAspect="1"/>
                 </wp:cNvGraphicFramePr>
@@ -9120,7 +8744,7 @@
                         <pic:nvPr/>
                       </pic:nvPicPr>
                       <pic:blipFill>
-                        <a:blip r:embed="rId17"/>
+                        <a:blip r:embed="rId16"/>
                         <a:stretch/>
                       </pic:blipFill>
                       <pic:spPr bwMode="auto">
@@ -9159,8 +8783,8 @@
                 <v:path o:extrusionok="f" gradientshapeok="t" o:connecttype="rect"/>
                 <o:lock v:ext="edit" aspectratio="t"/>
               </v:shapetype>
-              <v:shape id="_x0000_i4" o:spid="_x0000_s4" type="#_x0000_t75" style="width:304.98pt;height:217.50pt;mso-wrap-distance-left:0.00pt;mso-wrap-distance-top:0.00pt;mso-wrap-distance-right:0.00pt;mso-wrap-distance-bottom:0.00pt;z-index:1;" stroked="false">
-                <v:imagedata r:id="rId17" o:title=""/>
+              <v:shape id="_x0000_i3" o:spid="_x0000_s3" type="#_x0000_t75" style="width:304.98pt;height:217.50pt;mso-wrap-distance-left:0.00pt;mso-wrap-distance-top:0.00pt;mso-wrap-distance-right:0.00pt;mso-wrap-distance-bottom:0.00pt;z-index:1;" stroked="false">
+                <v:imagedata r:id="rId16" o:title=""/>
                 <o:lock v:ext="edit" rotation="t"/>
               </v:shape>
             </w:pict>
@@ -9850,60 +9474,75 @@
         <w:rPr>
           <w:b/>
           <w:bCs/>
-        </w:rPr>
-      </w:r>
-      <w:r>
-        <w:rPr>
-          <w:b/>
-          <w:bCs/>
-        </w:rPr>
-      </w:r>
-    </w:p>
-    <w:p>
-      <w:pPr>
-        <w:pStyle w:val="990"/>
-        <w:pBdr/>
-        <w:spacing w:after="0" w:line="360" w:lineRule="auto"/>
-        <w:ind/>
-        <w:jc w:val="left"/>
-        <w:rPr>
-          <w:b/>
-          <w:bCs/>
-        </w:rPr>
-      </w:pPr>
-      <w:r>
-        <w:rPr>
-          <w:b/>
-          <w:bCs/>
-        </w:rPr>
-      </w:r>
-      <w:r>
-        <w:rPr>
-          <w:b/>
-          <w:bCs/>
-        </w:rPr>
-      </w:r>
-    </w:p>
-    <w:p>
-      <w:pPr>
-        <w:pStyle w:val="990"/>
-        <w:pBdr/>
-        <w:spacing w:after="0" w:line="360" w:lineRule="auto"/>
-        <w:ind/>
-        <w:jc w:val="left"/>
+          <w:highlight w:val="none"/>
+        </w:rPr>
+      </w:r>
+      <w:r>
         <w:rPr>
           <w:b/>
           <w:bCs/>
           <w:highlight w:val="none"/>
         </w:rPr>
-      </w:pPr>
-      <w:r>
+      </w:r>
+    </w:p>
+    <w:p>
+      <w:pPr>
+        <w:pStyle w:val="990"/>
+        <w:pBdr/>
+        <w:spacing w:after="0" w:line="360" w:lineRule="auto"/>
+        <w:ind/>
+        <w:jc w:val="left"/>
+        <w:rPr>
+          <w:b/>
+          <w:bCs/>
+        </w:rPr>
+      </w:pPr>
+      <w:r>
+        <w:rPr>
+          <w:b/>
+          <w:bCs/>
+        </w:rPr>
+      </w:r>
+      <w:r>
+        <w:rPr>
+          <w:b/>
+          <w:bCs/>
+        </w:rPr>
+      </w:r>
+      <w:r>
+        <w:rPr>
+          <w:b/>
+          <w:bCs/>
+        </w:rPr>
+      </w:r>
+    </w:p>
+    <w:p>
+      <w:pPr>
+        <w:pStyle w:val="990"/>
+        <w:pBdr/>
+        <w:spacing w:after="0" w:line="360" w:lineRule="auto"/>
+        <w:ind/>
+        <w:jc w:val="left"/>
         <w:rPr>
           <w:b/>
           <w:bCs/>
           <w:highlight w:val="none"/>
         </w:rPr>
+      </w:pPr>
+      <w:r>
+        <w:rPr>
+          <w:b/>
+          <w:bCs/>
+          <w:highlight w:val="none"/>
+        </w:rPr>
         <w:t xml:space="preserve">Ok, talvez refazer isso tudo com base no publicação em formato eletrônico, da pág 57 do manual</w:t>
+      </w:r>
+      <w:r>
+        <w:rPr>
+          <w:b/>
+          <w:bCs/>
+          <w:highlight w:val="none"/>
+        </w:rPr>
       </w:r>
       <w:r>
         <w:rPr>
@@ -10075,6 +9714,16 @@
           <w:highlight w:val="none"/>
         </w:rPr>
       </w:r>
+      <w:r>
+        <w:rPr>
+          <w:b/>
+          <w:bCs/>
+          <w:color w:val="ff0000"/>
+          <w:sz w:val="22"/>
+          <w:szCs w:val="22"/>
+          <w:highlight w:val="none"/>
+        </w:rPr>
+      </w:r>
     </w:p>
     <w:p>
       <w:pPr>
@@ -10120,6 +9769,16 @@
           <w:highlight w:val="none"/>
         </w:rPr>
         <w:t xml:space="preserve">. Cidade: Editora, Ano de Publicação. Disponível em: link. Acesso em: dia out./nov./dez. 2026 </w:t>
+      </w:r>
+      <w:r>
+        <w:rPr>
+          <w:b/>
+          <w:bCs/>
+          <w:color w:val="00b050"/>
+          <w:sz w:val="22"/>
+          <w:szCs w:val="22"/>
+          <w:highlight w:val="none"/>
+        </w:rPr>
       </w:r>
       <w:r>
         <w:rPr>
@@ -11697,6 +11356,7 @@
           <w:i w:val="0"/>
           <w:sz w:val="22"/>
           <w:szCs w:val="22"/>
+          <w:highlight w:val="none"/>
         </w:rPr>
       </w:r>
       <w:r>
@@ -11705,6 +11365,7 @@
           <w:i w:val="0"/>
           <w:sz w:val="22"/>
           <w:szCs w:val="22"/>
+          <w:highlight w:val="none"/>
         </w:rPr>
       </w:r>
     </w:p>
@@ -11722,6 +11383,14 @@
           <w:szCs w:val="22"/>
         </w:rPr>
       </w:pPr>
+      <w:r>
+        <w:rPr>
+          <w:bCs w:val="0"/>
+          <w:i w:val="0"/>
+          <w:sz w:val="22"/>
+          <w:szCs w:val="22"/>
+        </w:rPr>
+      </w:r>
       <w:r>
         <w:rPr>
           <w:bCs w:val="0"/>
@@ -11811,6 +11480,7 @@
           <w:szCs w:val="22"/>
           <w:highlight w:val="none"/>
         </w:rPr>
+        <w:t xml:space="preserve">https://pubmed.ncbi.nlm.nih.gov/39816529/</w:t>
       </w:r>
       <w:r>
         <w:rPr>
@@ -11820,7 +11490,7 @@
           <w:szCs w:val="22"/>
           <w:highlight w:val="none"/>
         </w:rPr>
-        <w:t xml:space="preserve">https://pubmed.ncbi.nlm.nih.gov/39816529/</w:t>
+        <w:t xml:space="preserve">.</w:t>
       </w:r>
       <w:r>
         <w:rPr>
@@ -11830,7 +11500,7 @@
           <w:szCs w:val="22"/>
           <w:highlight w:val="none"/>
         </w:rPr>
-        <w:t xml:space="preserve">.</w:t>
+        <w:t xml:space="preserve"> Acesso em: 5 out. 2026</w:t>
       </w:r>
       <w:r>
         <w:rPr>
@@ -11838,9 +11508,7 @@
           <w:i w:val="0"/>
           <w:sz w:val="22"/>
           <w:szCs w:val="22"/>
-          <w:highlight w:val="none"/>
-        </w:rPr>
-        <w:t xml:space="preserve"> Acesso em: 5 out. 2026</w:t>
+        </w:rPr>
       </w:r>
       <w:r>
         <w:rPr>
@@ -11848,7 +11516,6 @@
           <w:i w:val="0"/>
           <w:sz w:val="22"/>
           <w:szCs w:val="22"/>
-          <w:highlight w:val="none"/>
         </w:rPr>
       </w:r>
     </w:p>

--- a/CastawayKendy/MODELO_TCC2025 3.0.docx
+++ b/CastawayKendy/MODELO_TCC2025 3.0.docx
@@ -5939,21 +5939,21 @@
           <w:rFonts w:eastAsia="Arial" w:cs="Arial"/>
           <w:szCs w:val="24"/>
         </w:rPr>
-        <w:t xml:space="preserve">A área inicial ao qual o jogador se encontra logo ao início da aventura detém uma maior quantidade de vida, assim como </w:t>
+        <w:t xml:space="preserve">A área inicial ao qual o jogador se encontra logo ao início da aventura detém uma maior quantidade de vida, assim como personagens não jogáveis</w:t>
       </w:r>
       <w:r>
         <w:rPr>
           <w:rFonts w:eastAsia="Arial" w:cs="Arial"/>
           <w:szCs w:val="24"/>
         </w:rPr>
-        <w:t xml:space="preserve">NPCs</w:t>
+        <w:t xml:space="preserve"> </w:t>
       </w:r>
       <w:r>
         <w:rPr>
           <w:rFonts w:eastAsia="Arial" w:cs="Arial"/>
           <w:szCs w:val="24"/>
         </w:rPr>
-        <w:t xml:space="preserve"> amigáveis</w:t>
+        <w:t xml:space="preserve">amigáveis</w:t>
       </w:r>
       <w:r>
         <w:rPr>
@@ -6797,7 +6797,7 @@
           <w:rFonts w:eastAsia="Arial" w:cs="Arial"/>
           <w:highlight w:val="none"/>
         </w:rPr>
-        <w:t xml:space="preserve">Essa insegurança e timidez também se refletem nas ações que o personagem pode realizar durante o jogo. Em interações com NPCs, Matthew </w:t>
+        <w:t xml:space="preserve">Essa insegurança e timidez também se refletem nas ações que o personagem pode realizar durante o jogo. Em interações com personagens não jogáveis, Matthew </w:t>
       </w:r>
       <w:r>
         <w:rPr>
@@ -7342,40 +7342,6 @@
           <w:rFonts w:cs="Arial"/>
           <w:szCs w:val="24"/>
         </w:rPr>
-      </w:r>
-      <w:r>
-        <w:rPr>
-          <w:rFonts w:cs="Arial"/>
-          <w:szCs w:val="24"/>
-        </w:rPr>
-      </w:r>
-      <w:r>
-        <w:rPr>
-          <w:rFonts w:cs="Arial"/>
-          <w:szCs w:val="24"/>
-        </w:rPr>
-      </w:r>
-    </w:p>
-    <w:p>
-      <w:pPr>
-        <w:pStyle w:val="985"/>
-        <w:pBdr/>
-        <w:tabs>
-          <w:tab w:val="left" w:leader="none" w:pos="7672"/>
-        </w:tabs>
-        <w:spacing w:line="360" w:lineRule="auto"/>
-        <w:ind w:right="0" w:firstLine="709" w:left="0"/>
-        <w:rPr>
-          <w:rFonts w:cs="Arial"/>
-          <w:szCs w:val="24"/>
-        </w:rPr>
-      </w:pPr>
-      <w:r>
-        <w:rPr>
-          <w:rFonts w:eastAsia="Arial" w:cs="Arial"/>
-          <w:szCs w:val="24"/>
-        </w:rPr>
-        <w:t xml:space="preserve">- Descrição da mecânica do jogo;</w:t>
       </w:r>
       <w:r>
         <w:rPr>
@@ -7410,7 +7376,14 @@
           <w:rFonts w:eastAsia="Arial" w:cs="Arial"/>
           <w:szCs w:val="24"/>
         </w:rPr>
-        <w:t xml:space="preserve">A mecânica principal do jogo é a interação com os personagens espalhados pelo mapa, a resolução de quebra-cabeças e o combate de inimigos que aparecem aleatoriamente ou em momentos específicos</w:t>
+        <w:t xml:space="preserve">As principais mecânicas do jogo consistem na interação com os personagens distribuídos pelo mapa, na resolução de quebra-cabeças e no combate contra inimigos encontrados aleatoriamente ou em momentos específicos</w:t>
+      </w:r>
+      <w:r>
+        <w:rPr>
+          <w:rFonts w:cs="Arial"/>
+          <w:szCs w:val="24"/>
+        </w:rPr>
+        <w:t xml:space="preserve"> da narrativa</w:t>
       </w:r>
       <w:r>
         <w:rPr>
@@ -7445,21 +7418,21 @@
           <w:rFonts w:eastAsia="Arial" w:cs="Arial"/>
           <w:szCs w:val="24"/>
         </w:rPr>
-        <w:t xml:space="preserve">A interação se dá por meio do encontro do jogador com personagens espalhados pelo mapa, que podem ser interagidos com o botão de interação (Z). Tais personagens podem apresentar pequenos diálogos, missões secundárias, </w:t>
+        <w:t xml:space="preserve">A interação com personagens ocorre durante determinadas cutscenes ou quando o jogador se aproxima deles e pressiona o botão de interação. Esses personagens podem apresentar diálogos, oferecer missões secundárias, </w:t>
       </w:r>
       <w:r>
         <w:rPr>
           <w:rFonts w:eastAsia="Arial" w:cs="Arial"/>
           <w:szCs w:val="24"/>
         </w:rPr>
-        <w:t xml:space="preserve">minigames</w:t>
+        <w:t xml:space="preserve">disponibilizar minigames</w:t>
       </w:r>
       <w:r>
         <w:rPr>
           <w:rFonts w:eastAsia="Arial" w:cs="Arial"/>
           <w:szCs w:val="24"/>
         </w:rPr>
-        <w:t xml:space="preserve"> ou batalhas de treino. </w:t>
+        <w:t xml:space="preserve"> ou propor batalhas de treinamento, incentivando para a exploração do cenário e contribuindo para a variedade de atividades disponíveis durante a jogatina</w:t>
       </w:r>
       <w:r>
         <w:rPr>
@@ -7494,14 +7467,28 @@
           <w:rFonts w:eastAsia="Arial" w:cs="Arial"/>
           <w:szCs w:val="24"/>
         </w:rPr>
-        <w:t xml:space="preserve">Em certas interações com os personagens, alguns apresentarão a possibilidade de conversa, aos quais o jogador poderá escolher uma resposta pré-definida para um diálogo. A depender da escolha do jogador, o personagem apresentará uma resposta </w:t>
+        <w:t xml:space="preserve">Em certas inte</w:t>
       </w:r>
       <w:r>
         <w:rPr>
           <w:rFonts w:eastAsia="Arial" w:cs="Arial"/>
           <w:szCs w:val="24"/>
         </w:rPr>
-        <w:t xml:space="preserve">diferente, com a possibilidade de, em casos específicos, presentear o jogador com algo, como dinheiro ou itens. A resposta dada também tem a capacidade de influenciar no final do jogo</w:t>
+        <w:t xml:space="preserve">rações, alguns personagens apresentarão a possibilidade de conversa, aos quais o jogador poderá escolher uma resposta predefinida para um diálogo. Dependendo da escolha realizada pelo jogador, o personagem com que está interagindo apresentará uma resposta </w:t>
+      </w:r>
+      <w:r>
+        <w:rPr>
+          <w:rFonts w:eastAsia="Arial" w:cs="Arial"/>
+          <w:szCs w:val="24"/>
+        </w:rPr>
+        <w:t xml:space="preserve">diferente, podendo, em casos e</w:t>
+      </w:r>
+      <w:r>
+        <w:rPr>
+          <w:rFonts w:eastAsia="Arial" w:cs="Arial"/>
+          <w:szCs w:val="24"/>
+        </w:rPr>
+        <w:t xml:space="preserve">specíficos, presentear o jogador com dinheiro ou itens. Além disso, algumas decisões tomadas durante o diálogo também poderão influenciar o rumo da narrativa, permitindo que as escolhas do jogador apresentem consequências para o desenvolvimento da história</w:t>
       </w:r>
       <w:r>
         <w:rPr>
@@ -7528,7 +7515,6 @@
         <w:ind w:right="0" w:firstLine="709" w:left="0"/>
         <w:rPr>
           <w:rFonts w:cs="Arial"/>
-          <w:szCs w:val="24"/>
         </w:rPr>
       </w:pPr>
       <w:r>
@@ -7536,60 +7522,71 @@
           <w:rFonts w:cs="Arial"/>
           <w:szCs w:val="24"/>
         </w:rPr>
-        <w:t xml:space="preserve">Em determinados momentos do jogo, o jogador será barrado por um puzzle em que ele deverá resolver para poder avançar em seu caminho. </w:t>
+        <w:t xml:space="preserve">Em determinados momentos, o progresso do jogador será impedido por quebra-cabeças, que deverão ser solucionados para permitir o avanço pelos cenários. </w:t>
       </w:r>
       <w:r>
         <w:rPr>
           <w:rFonts w:cs="Arial"/>
           <w:szCs w:val="24"/>
         </w:rPr>
-        <w:t xml:space="preserve">Esses quebras</w:t>
+        <w:t xml:space="preserve">Esses desafios</w:t>
       </w:r>
       <w:r>
         <w:rPr>
           <w:rFonts w:cs="Arial"/>
           <w:szCs w:val="24"/>
         </w:rPr>
-        <w:t xml:space="preserve"> cabeças podem incluir, mas não se limitando a, </w:t>
+        <w:t xml:space="preserve"> podem envolver diferentes tipos de atividades, como eventos de tempo de reação (</w:t>
+      </w:r>
+      <w:r>
+        <w:rPr>
+          <w:rFonts w:cs="Arial"/>
+          <w:i/>
+          <w:iCs/>
+          <w:szCs w:val="24"/>
+        </w:rPr>
+        <w:t xml:space="preserve">quick</w:t>
+      </w:r>
+      <w:r>
+        <w:rPr>
+          <w:rFonts w:cs="Arial"/>
+          <w:i/>
+          <w:iCs/>
+          <w:szCs w:val="24"/>
+        </w:rPr>
+        <w:t xml:space="preserve">-time </w:t>
+      </w:r>
+      <w:r>
+        <w:rPr>
+          <w:rFonts w:cs="Arial"/>
+          <w:i/>
+          <w:iCs/>
+          <w:szCs w:val="24"/>
+        </w:rPr>
+        <w:t xml:space="preserve">events</w:t>
       </w:r>
       <w:r>
         <w:rPr>
           <w:rFonts w:cs="Arial"/>
           <w:szCs w:val="24"/>
         </w:rPr>
-        <w:t xml:space="preserve">quick</w:t>
+        <w:t xml:space="preserve">)</w:t>
       </w:r>
       <w:r>
         <w:rPr>
           <w:rFonts w:cs="Arial"/>
           <w:szCs w:val="24"/>
         </w:rPr>
-        <w:t xml:space="preserve">-time </w:t>
+        <w:t xml:space="preserve">, movimentação de objetos à localizações específicas e buscar por itens necessários para prosseguir. </w:t>
       </w:r>
       <w:r>
         <w:rPr>
           <w:rFonts w:cs="Arial"/>
-          <w:szCs w:val="24"/>
-        </w:rPr>
-        <w:t xml:space="preserve">events</w:t>
+        </w:rPr>
       </w:r>
       <w:r>
         <w:rPr>
           <w:rFonts w:cs="Arial"/>
-          <w:szCs w:val="24"/>
-        </w:rPr>
-        <w:t xml:space="preserve">, arrastar objetos à determinada localização, procurar por um item específico, etc. Ademais, alguns puzzles permitirão ao jogador assumir controle de Gray para sua resolução</w:t>
-      </w:r>
-      <w:r>
-        <w:rPr>
-          <w:rFonts w:cs="Arial"/>
-          <w:szCs w:val="24"/>
-        </w:rPr>
-      </w:r>
-      <w:r>
-        <w:rPr>
-          <w:rFonts w:cs="Arial"/>
-          <w:szCs w:val="24"/>
         </w:rPr>
       </w:r>
     </w:p>
@@ -7605,33 +7602,44 @@
         <w:ind w:right="0" w:firstLine="709" w:left="0"/>
         <w:rPr>
           <w:rFonts w:cs="Arial"/>
-          <w:szCs w:val="24"/>
-        </w:rPr>
-      </w:pPr>
-      <w:r>
-        <w:rPr>
-          <w:rFonts w:eastAsia="Arial" w:cs="Arial"/>
-          <w:szCs w:val="24"/>
-        </w:rPr>
-        <w:t xml:space="preserve">O combate seria inspirado em um RPG de turno, em que, ao começo de um, o jogador será apresentado com a seleção de personagem para seu turno, podendo escolher qual ação se</w:t>
-      </w:r>
-      <w:r>
-        <w:rPr>
-          <w:rFonts w:eastAsia="Arial" w:cs="Arial"/>
-          <w:szCs w:val="24"/>
-        </w:rPr>
-        <w:t xml:space="preserve">rá tomada primeiro: a de Matthew ou de Gray. Ambos os personagens dispõem de ações bases e ações específicas. As ações base seriam ações que ambos os personagens podem realizar, como utilizar um item, defender, atacar, e, em sua essência, realizar uma ação</w:t>
-      </w:r>
+        </w:rPr>
+      </w:pPr>
       <w:r>
         <w:rPr>
           <w:rFonts w:cs="Arial"/>
           <w:szCs w:val="24"/>
         </w:rPr>
+        <w:t xml:space="preserve">Ademais, alguns quebra-cabeças permitirão que o jogador assuma o controle de Gray para sua solucionar os desafios propostos, utilizando das capacidades individuais dos dois personagens.</w:t>
       </w:r>
       <w:r>
         <w:rPr>
           <w:rFonts w:cs="Arial"/>
           <w:szCs w:val="24"/>
+        </w:rPr>
+        <w:t xml:space="preserve"> Por ser adulto e, consequentemente, mais alto, </w:t>
+      </w:r>
+      <w:r>
+        <w:rPr>
+          <w:rFonts w:cs="Arial"/>
+          <w:szCs w:val="24"/>
+        </w:rPr>
+        <w:t xml:space="preserve">Matthew </w:t>
+      </w:r>
+      <w:r>
+        <w:rPr>
+          <w:rFonts w:cs="Arial"/>
+          <w:szCs w:val="24"/>
+        </w:rPr>
+        <w:t xml:space="preserve">pode alcançar certas áreas e exercer maior força sobre alguns objetos, enquanto Gray, devido à sua menor estatura, pode acessar passagens pelas quais Matthew não consegue passar</w:t>
+      </w:r>
+      <w:r>
+        <w:rPr>
+          <w:rFonts w:cs="Arial"/>
+        </w:rPr>
+      </w:r>
+      <w:r>
+        <w:rPr>
+          <w:rFonts w:cs="Arial"/>
         </w:rPr>
       </w:r>
     </w:p>
@@ -7646,8 +7654,7 @@
         <w:spacing w:line="360" w:lineRule="auto"/>
         <w:ind w:right="0" w:firstLine="709" w:left="0"/>
         <w:rPr>
-          <w:rFonts w:cs="Arial"/>
-          <w:szCs w:val="24"/>
+          <w:rFonts w:eastAsia="Arial" w:cs="Arial"/>
         </w:rPr>
       </w:pPr>
       <w:r>
@@ -7655,39 +7662,23 @@
           <w:rFonts w:eastAsia="Arial" w:cs="Arial"/>
           <w:szCs w:val="24"/>
         </w:rPr>
-        <w:t xml:space="preserve">As ações específica</w:t>
+        <w:t xml:space="preserve">O sistema de combate é inspirado em RPGs de turno, nos quais o jogador seleciona as ações de seus personagens antes da execução dos ataques dos oponentes</w:t>
       </w:r>
       <w:r>
         <w:rPr>
           <w:rFonts w:eastAsia="Arial" w:cs="Arial"/>
           <w:szCs w:val="24"/>
         </w:rPr>
-        <w:t xml:space="preserve">s são ações especiais para cada personagem. Matthew, por conta de seu físico e sua personalidade, consegue apenas realizar ações físicas no começo do jogo, podendo, a depender das escolhas do jogador, aprender a agir de forma mais persuasiva, sentimental; </w:t>
+        <w:t xml:space="preserve">. No início de cada batalha, será possível definir qual dos dois personagens controlados pelo jogador, Matthew ou Gray, realizará sua ação primeiro</w:t>
       </w:r>
       <w:r>
         <w:rPr>
           <w:rFonts w:eastAsia="Arial" w:cs="Arial"/>
-          <w:szCs w:val="24"/>
-        </w:rPr>
-        <w:t xml:space="preserve">Ademais</w:t>
+        </w:rPr>
       </w:r>
       <w:r>
         <w:rPr>
           <w:rFonts w:eastAsia="Arial" w:cs="Arial"/>
-          <w:szCs w:val="24"/>
-        </w:rPr>
-        <w:t xml:space="preserve">, por conta de sua personalidade, por ser mais responsável e saber seus limites, ele também é apresentado com a escolha de fugir do combate, encerrando-o</w:t>
-      </w:r>
-      <w:r>
-        <w:rPr>
-          <w:rFonts w:cs="Arial"/>
-          <w:szCs w:val="24"/>
-        </w:rPr>
-      </w:r>
-      <w:r>
-        <w:rPr>
-          <w:rFonts w:cs="Arial"/>
-          <w:szCs w:val="24"/>
         </w:rPr>
       </w:r>
     </w:p>
@@ -7702,8 +7693,7 @@
         <w:spacing w:line="360" w:lineRule="auto"/>
         <w:ind w:right="0" w:firstLine="709" w:left="0"/>
         <w:rPr>
-          <w:rFonts w:cs="Arial"/>
-          <w:szCs w:val="24"/>
+          <w:rFonts w:eastAsia="Arial" w:cs="Arial"/>
         </w:rPr>
       </w:pPr>
       <w:r>
@@ -7711,25 +7701,30 @@
           <w:rFonts w:eastAsia="Arial" w:cs="Arial"/>
           <w:szCs w:val="24"/>
         </w:rPr>
-        <w:t xml:space="preserve">Gray, por sua inocência, coragem e personalidade gentil, detém a capacidade de realizar ações mais sociais, sendo mais amigável com seus oponente</w:t>
+        <w:t xml:space="preserve">Ambos os personagens compartilham um conjunto de ações básicas, que incluem atacar, defender, utilizar itens e realizar outras ações disponíveis durante o combate. </w:t>
       </w:r>
       <w:r>
         <w:rPr>
           <w:rFonts w:eastAsia="Arial" w:cs="Arial"/>
           <w:szCs w:val="24"/>
         </w:rPr>
-        <w:t xml:space="preserve">s, e, após fazê-los baixar a guarda, convencê-los a desistir do combate. Além disso, por conta da presença de magia no outro mundo, ele também é capaz de usar feitiços, porém é mais especializado em feitiços de suporte, como cura, do que feitiços ofensivos</w:t>
-      </w:r>
-      <w:r>
-        <w:rPr>
-          <w:rFonts w:cs="Arial"/>
+        <w:t xml:space="preserve">Essas ações disponíveis </w:t>
+      </w:r>
+      <w:r>
+        <w:rPr>
+          <w:rFonts w:eastAsia="Arial" w:cs="Arial"/>
           <w:szCs w:val="24"/>
         </w:rPr>
-      </w:r>
-      <w:r>
-        <w:rPr>
-          <w:rFonts w:cs="Arial"/>
-          <w:szCs w:val="24"/>
+        <w:t xml:space="preserve">são específicas para cada personagem, determinadas por sua personalidade e características estabelecidas em sua construção narrativa</w:t>
+      </w:r>
+      <w:r>
+        <w:rPr>
+          <w:rFonts w:eastAsia="Arial" w:cs="Arial"/>
+        </w:rPr>
+      </w:r>
+      <w:r>
+        <w:rPr>
+          <w:rFonts w:eastAsia="Arial" w:cs="Arial"/>
         </w:rPr>
       </w:r>
     </w:p>
@@ -7744,8 +7739,7 @@
         <w:spacing w:line="360" w:lineRule="auto"/>
         <w:ind w:right="0" w:firstLine="709" w:left="0"/>
         <w:rPr>
-          <w:rFonts w:cs="Arial"/>
-          <w:szCs w:val="24"/>
+          <w:rFonts w:eastAsia="Arial" w:cs="Arial"/>
         </w:rPr>
       </w:pPr>
       <w:r>
@@ -7753,46 +7747,44 @@
           <w:rFonts w:eastAsia="Arial" w:cs="Arial"/>
           <w:szCs w:val="24"/>
         </w:rPr>
-        <w:t xml:space="preserve">Caso o jogador tenha escolhido para que algum dos dois personagens ataque, aparecerá um </w:t>
+        <w:t xml:space="preserve">Matthew, em razão de suas caracterís</w:t>
       </w:r>
       <w:r>
         <w:rPr>
           <w:rFonts w:eastAsia="Arial" w:cs="Arial"/>
           <w:szCs w:val="24"/>
         </w:rPr>
-        <w:t xml:space="preserve">quick</w:t>
+        <w:t xml:space="preserve">ticas físicas e sua personalidade, dispõe inicialmente apenas de ações predominantemente físicas. Entretanto, dependendo das escolhas realizadas pelo jogador ao longo da jogatina, o personagem pode desenvolver formas de agir mais persuasivas e emocionais. </w:t>
       </w:r>
       <w:r>
         <w:rPr>
           <w:rFonts w:eastAsia="Arial" w:cs="Arial"/>
           <w:szCs w:val="24"/>
         </w:rPr>
-        <w:t xml:space="preserve">-time </w:t>
+        <w:t xml:space="preserve">Ademais</w:t>
       </w:r>
       <w:r>
         <w:rPr>
           <w:rFonts w:eastAsia="Arial" w:cs="Arial"/>
           <w:szCs w:val="24"/>
         </w:rPr>
-        <w:t xml:space="preserve">event</w:t>
+        <w:t xml:space="preserve">, devido sua postura mais responsável e ter consciência de suas próprias limitações, Matthew também possui a</w:t>
       </w:r>
       <w:r>
         <w:rPr>
           <w:rFonts w:eastAsia="Arial" w:cs="Arial"/>
           <w:szCs w:val="24"/>
         </w:rPr>
-        <w:t xml:space="preserve">, em que ele deverá apertar o botão de interagir/confirmar quando a barra estiver mais próxima do centro. Quanto mais ao centro o jogador atacar, mais dano o ataque causará</w:t>
-      </w:r>
-      <w:r>
-        <w:rPr>
-          <w:rFonts w:cs="Arial"/>
-          <w:szCs w:val="24"/>
-        </w:rPr>
-      </w:r>
-      <w:r>
-        <w:rPr>
-          <w:rFonts w:cs="Arial"/>
-          <w:szCs w:val="24"/>
+        <w:t xml:space="preserve"> possibilidade de fugir do combate, encerrando a batalha sem derrotar os oponentes</w:t>
+      </w:r>
+      <w:r>
+        <w:rPr>
+          <w:rFonts w:eastAsia="Arial" w:cs="Arial"/>
+        </w:rPr>
+      </w:r>
+      <w:r>
+        <w:rPr>
+          <w:rFonts w:eastAsia="Arial" w:cs="Arial"/>
         </w:rPr>
       </w:r>
     </w:p>
@@ -7816,84 +7808,21 @@
           <w:rFonts w:eastAsia="Arial" w:cs="Arial"/>
           <w:szCs w:val="24"/>
         </w:rPr>
-        <w:t xml:space="preserve">Após o turno do jogador, será o turno dos oponentes, que será iniciado um </w:t>
+        <w:t xml:space="preserve">Gray, em contrapartida, dado sua personalidade gentil, apresenta ações mais sociais, podendo abordar os adversários de maneira amigável e tentar convencê-los a desistir do confronto</w:t>
       </w:r>
       <w:r>
         <w:rPr>
           <w:rFonts w:eastAsia="Arial" w:cs="Arial"/>
           <w:szCs w:val="24"/>
         </w:rPr>
-        <w:t xml:space="preserve">minigame</w:t>
-      </w:r>
-      <w:r>
-        <w:rPr>
-          <w:rFonts w:eastAsia="Arial" w:cs="Arial"/>
-          <w:szCs w:val="24"/>
-        </w:rPr>
-        <w:t xml:space="preserve">, tendo como foco principal o estilo </w:t>
-      </w:r>
-      <w:r>
-        <w:rPr>
-          <w:rFonts w:eastAsia="Arial" w:cs="Arial"/>
-          <w:szCs w:val="24"/>
-        </w:rPr>
-        <w:t xml:space="preserve">bullet</w:t>
-      </w:r>
-      <w:r>
-        <w:rPr>
-          <w:rFonts w:eastAsia="Arial" w:cs="Arial"/>
-          <w:szCs w:val="24"/>
-        </w:rPr>
-        <w:t xml:space="preserve"> </w:t>
-      </w:r>
-      <w:r>
-        <w:rPr>
-          <w:rFonts w:eastAsia="Arial" w:cs="Arial"/>
-          <w:szCs w:val="24"/>
-        </w:rPr>
-        <w:t xml:space="preserve">hell</w:t>
-      </w:r>
-      <w:r>
-        <w:rPr>
-          <w:rFonts w:eastAsia="Arial" w:cs="Arial"/>
-          <w:szCs w:val="24"/>
-        </w:rPr>
-        <w:t xml:space="preserve">, onde ele terá que desviar dos ataques que serão lançados em sua direção, porém podendo variar entre outras formas de </w:t>
-      </w:r>
-      <w:r>
-        <w:rPr>
-          <w:rFonts w:eastAsia="Arial" w:cs="Arial"/>
-          <w:szCs w:val="24"/>
-        </w:rPr>
-        <w:t xml:space="preserve">minigame</w:t>
-      </w:r>
-      <w:r>
-        <w:rPr>
-          <w:rFonts w:eastAsia="Arial" w:cs="Arial"/>
-          <w:szCs w:val="24"/>
-        </w:rPr>
-        <w:t xml:space="preserve">. Cada inimigo terá </w:t>
+        <w:t xml:space="preserve">. Além disso, ele também é capaz de usar magias,</w:t>
       </w:r>
       <w:r>
         <w:rPr>
           <w:rFonts w:cs="Arial"/>
           <w:szCs w:val="24"/>
         </w:rPr>
-        <w:t xml:space="preserve">um padrão diferente de ataques, podendo </w:t>
-      </w:r>
-      <w:r>
-        <w:rPr>
-          <w:rFonts w:cs="Arial"/>
-          <w:szCs w:val="24"/>
-        </w:rPr>
-        <w:t xml:space="preserve">requerer ao jogador desviar de ataques, apertar uma sequência de botões, realizar uma ação específica, </w:t>
-      </w:r>
-      <w:r>
-        <w:rPr>
-          <w:rFonts w:cs="Arial"/>
-          <w:szCs w:val="24"/>
-        </w:rPr>
-        <w:t xml:space="preserve">etc</w:t>
+        <w:t xml:space="preserve"> sendo especializado principalmente em feitiços de suporte, como cura e defesa para auxiliar Matthew ou a si mesmo</w:t>
       </w:r>
       <w:r>
         <w:rPr>
@@ -7928,14 +7857,21 @@
           <w:rFonts w:eastAsia="Arial" w:cs="Arial"/>
           <w:szCs w:val="24"/>
         </w:rPr>
-        <w:t xml:space="preserve">O combate termina em 3 condições: caso o jogador derrote </w:t>
+        <w:t xml:space="preserve">Caso o jogador selecione para que algum dos dois personagens ataque, é iniciado um evento de tempo de reação</w:t>
       </w:r>
       <w:r>
         <w:rPr>
           <w:rFonts w:eastAsia="Arial" w:cs="Arial"/>
           <w:szCs w:val="24"/>
         </w:rPr>
-        <w:t xml:space="preserve">o oponente, seja convencendo-o a desistir da batalha ou matando-o; caso o jogador fuja da batalha; e caso o HP de ambos os personagens controlados pelo jogador atinja 0. O primeiro caso resulta em vitória, enquanto os dois casos seguintes contam como perda</w:t>
+        <w:t xml:space="preserve">, no</w:t>
+      </w:r>
+      <w:r>
+        <w:rPr>
+          <w:rFonts w:eastAsia="Arial" w:cs="Arial"/>
+          <w:szCs w:val="24"/>
+        </w:rPr>
+        <w:t xml:space="preserve"> qual uma barra de indicação se movimenta pelos lados da tela. O jogador deverá pressionar o botão de confirmação no momento em que o indicador estiver mais próximo da região central, aumentando o dano causado pelo ataque quanto maior a precisão do comando</w:t>
       </w:r>
       <w:r>
         <w:rPr>
@@ -7970,21 +7906,62 @@
           <w:rFonts w:eastAsia="Arial" w:cs="Arial"/>
           <w:szCs w:val="24"/>
         </w:rPr>
-        <w:t xml:space="preserve">Ao final de uma batalha, o jogador ganhará uma quantidade de dinheiro, experiência, e, em caso de alguns inimigos especiais, será possível desbloquear alguns equipamentos especiais e/ou desbloqueá-los como </w:t>
+        <w:t xml:space="preserve">Após a conclusão das ações do jogador, inicia-se o turno dos oponentes. Nessa etapa, o jogador deverá participar de um </w:t>
       </w:r>
       <w:r>
         <w:rPr>
           <w:rFonts w:eastAsia="Arial" w:cs="Arial"/>
           <w:szCs w:val="24"/>
         </w:rPr>
-        <w:t xml:space="preserve">NPCs</w:t>
+        <w:t xml:space="preserve">minigame</w:t>
       </w:r>
       <w:r>
         <w:rPr>
           <w:rFonts w:eastAsia="Arial" w:cs="Arial"/>
           <w:szCs w:val="24"/>
         </w:rPr>
-        <w:t xml:space="preserve">, aos quais você pode interagir</w:t>
+        <w:t xml:space="preserve"> cujo estilo predominante é o </w:t>
+      </w:r>
+      <w:r>
+        <w:rPr>
+          <w:rFonts w:eastAsia="Arial" w:cs="Arial"/>
+          <w:i/>
+          <w:iCs/>
+          <w:szCs w:val="24"/>
+        </w:rPr>
+        <w:t xml:space="preserve">bullet</w:t>
+      </w:r>
+      <w:r>
+        <w:rPr>
+          <w:rFonts w:eastAsia="Arial" w:cs="Arial"/>
+          <w:i/>
+          <w:iCs/>
+          <w:szCs w:val="24"/>
+        </w:rPr>
+        <w:t xml:space="preserve"> </w:t>
+      </w:r>
+      <w:r>
+        <w:rPr>
+          <w:rFonts w:eastAsia="Arial" w:cs="Arial"/>
+          <w:i/>
+          <w:iCs/>
+          <w:szCs w:val="24"/>
+        </w:rPr>
+        <w:t xml:space="preserve">hell</w:t>
+      </w:r>
+      <w:r>
+        <w:rPr>
+          <w:rFonts w:eastAsia="Arial" w:cs="Arial"/>
+          <w:szCs w:val="24"/>
+        </w:rPr>
+        <w:t xml:space="preserve">, caracterizado pela necessidade de desviar dos ataques que serão lançados em sua direção. Entretanto, os desafios podem variar de acordo com o inimigo enfrentado, incluindo situações que exijam a esquiva de ataques</w:t>
+      </w:r>
+      <w:r>
+        <w:rPr>
+          <w:rFonts w:cs="Arial"/>
+          <w:szCs w:val="24"/>
+        </w:rPr>
+        <w:t xml:space="preserve">, apertar uma sequência de botões ou realizar uma ação específica, diversificando os combates e exigindo que o jogador pense em diferentes estratégias para evitar o dano e enfrentar seus oponentes</w:t>
       </w:r>
       <w:r>
         <w:rPr>
@@ -8019,21 +7996,14 @@
           <w:rFonts w:eastAsia="Arial" w:cs="Arial"/>
           <w:szCs w:val="24"/>
         </w:rPr>
-        <w:t xml:space="preserve">Metaforicamente, o início do jogo se inicia na parte mais superficial do consciente de Matthew, com os </w:t>
+        <w:t xml:space="preserve">Uma batalha pode ser encerrada de três maneiras: pela derrota do oponente, seja por meio da redução de seus pontos de vida para zero ou pela desistência do mesmo após uma abordagem específica</w:t>
       </w:r>
       <w:r>
         <w:rPr>
           <w:rFonts w:eastAsia="Arial" w:cs="Arial"/>
           <w:szCs w:val="24"/>
         </w:rPr>
-        <w:t xml:space="preserve">NPCs</w:t>
-      </w:r>
-      <w:r>
-        <w:rPr>
-          <w:rFonts w:eastAsia="Arial" w:cs="Arial"/>
-          <w:szCs w:val="24"/>
-        </w:rPr>
-        <w:t xml:space="preserve"> e inimigos sendo emoções e memórias mais mundanas e tranquilas. Nesse sentido, os diferentes métodos para lidar com os inimigos representam maneiras de tratar dessas memórias e emoções, seja ignorando-os ou aceitando-os como parte de si. </w:t>
+        <w:t xml:space="preserve">; pela fuga do jogador; ou pela redução dos pontos de vida de ambos os personagens controlados pelo jogador a zero. A primeira condição resulta em vitória, enquanto as duas últimas são consideradas como derrotas</w:t>
       </w:r>
       <w:r>
         <w:rPr>
@@ -8068,7 +8038,135 @@
           <w:rFonts w:eastAsia="Arial" w:cs="Arial"/>
           <w:szCs w:val="24"/>
         </w:rPr>
-        <w:t xml:space="preserve">Com o avanço no jogo e a passagem para a exploração do subconsciente do personagem, os inimigos passam a ser mais complexos, representando traumas, memórias ruins, medos, consequentemente fazendo seus ataques se tornarem mais desafiadores</w:t>
+        <w:t xml:space="preserve">Ao final de uma batalha vencida, o jogador receberá recompensas, que incluem dinheiro e pontos de experiência. Além disso, determinados inimigos especiais poderão conceder equipamentos especiais ou ser desbloqueados como personagens não jogáveis (</w:t>
+      </w:r>
+      <w:r>
+        <w:rPr>
+          <w:rFonts w:eastAsia="Arial" w:cs="Arial"/>
+          <w:i/>
+          <w:iCs/>
+          <w:szCs w:val="24"/>
+        </w:rPr>
+        <w:t xml:space="preserve">NPC</w:t>
+      </w:r>
+      <w:r>
+        <w:rPr>
+          <w:rFonts w:eastAsia="Arial" w:cs="Arial"/>
+          <w:szCs w:val="24"/>
+        </w:rPr>
+        <w:t xml:space="preserve">s)</w:t>
+      </w:r>
+      <w:r>
+        <w:rPr>
+          <w:rFonts w:eastAsia="Arial" w:cs="Arial"/>
+          <w:szCs w:val="24"/>
+        </w:rPr>
+        <w:t xml:space="preserve">, permitindo novas interações após o combate</w:t>
+      </w:r>
+      <w:r>
+        <w:rPr>
+          <w:rFonts w:cs="Arial"/>
+          <w:szCs w:val="24"/>
+        </w:rPr>
+      </w:r>
+      <w:r>
+        <w:rPr>
+          <w:rFonts w:cs="Arial"/>
+          <w:szCs w:val="24"/>
+        </w:rPr>
+      </w:r>
+    </w:p>
+    <w:p>
+      <w:pPr>
+        <w:pStyle w:val="985"/>
+        <w:pBdr/>
+        <w:tabs>
+          <w:tab w:val="left" w:leader="none" w:pos="6497"/>
+          <w:tab w:val="left" w:leader="none" w:pos="7672"/>
+        </w:tabs>
+        <w:spacing w:line="360" w:lineRule="auto"/>
+        <w:ind w:right="0" w:firstLine="709" w:left="0"/>
+        <w:rPr>
+          <w:rFonts w:cs="Arial"/>
+          <w:szCs w:val="24"/>
+        </w:rPr>
+      </w:pPr>
+      <w:r>
+        <w:rPr>
+          <w:rFonts w:eastAsia="Arial" w:cs="Arial"/>
+          <w:szCs w:val="24"/>
+        </w:rPr>
+        <w:t xml:space="preserve">Além de suas funções na progressão e nos des</w:t>
+      </w:r>
+      <w:r>
+        <w:rPr>
+          <w:rFonts w:eastAsia="Arial" w:cs="Arial"/>
+          <w:szCs w:val="24"/>
+        </w:rPr>
+        <w:t xml:space="preserve">afios apresentados ao jogador, as mecânicas de jogatina também possuem um papel simbólico na narrativa, uma vez que, devido à temática de autorreflexão de Matthew sobre si mesmo, os desafios encontrados estão relacionados a emoções e memórias do personagem</w:t>
+      </w:r>
+      <w:r>
+        <w:rPr>
+          <w:rFonts w:eastAsia="Arial" w:cs="Arial"/>
+          <w:szCs w:val="24"/>
+        </w:rPr>
+        <w:t xml:space="preserve">. Nesse contexto, a</w:t>
+      </w:r>
+      <w:r>
+        <w:rPr>
+          <w:rFonts w:eastAsia="Arial" w:cs="Arial"/>
+          <w:szCs w:val="24"/>
+        </w:rPr>
+        <w:t xml:space="preserve">s diferentes formas de lidar com os quebra-cabeças e adversários representam maneiras distintas de tratar as próprias lembranças e emoções, seja optando por confrontá-las diretamente, buscar uma solução pacífica e aceitá-las como parte de si ou ignorá-las </w:t>
+      </w:r>
+      <w:r>
+        <w:rPr>
+          <w:rFonts w:cs="Arial"/>
+          <w:szCs w:val="24"/>
+        </w:rPr>
+      </w:r>
+      <w:r>
+        <w:rPr>
+          <w:rFonts w:cs="Arial"/>
+          <w:szCs w:val="24"/>
+        </w:rPr>
+      </w:r>
+    </w:p>
+    <w:p>
+      <w:pPr>
+        <w:pStyle w:val="985"/>
+        <w:pBdr/>
+        <w:tabs>
+          <w:tab w:val="left" w:leader="none" w:pos="6497"/>
+          <w:tab w:val="left" w:leader="none" w:pos="7672"/>
+        </w:tabs>
+        <w:spacing w:line="360" w:lineRule="auto"/>
+        <w:ind w:right="0" w:firstLine="709" w:left="0"/>
+        <w:rPr>
+          <w:rFonts w:cs="Arial"/>
+          <w:szCs w:val="24"/>
+        </w:rPr>
+      </w:pPr>
+      <w:r>
+        <w:rPr>
+          <w:rFonts w:eastAsia="Arial" w:cs="Arial"/>
+          <w:szCs w:val="24"/>
+        </w:rPr>
+        <w:t xml:space="preserve">À medida que a narrativa avança e o jogador ex</w:t>
+      </w:r>
+      <w:r>
+        <w:rPr>
+          <w:rFonts w:eastAsia="Arial" w:cs="Arial"/>
+          <w:szCs w:val="24"/>
+        </w:rPr>
+        <w:t xml:space="preserve">plora regiões mais profundas do subconsciente de Matthew, os desafios passam a representar conteúdos psicológicos mais complexos, como traumas, lembranças dolorosas e medos. Essa progressão também se reflete no sistema de combate, com adversários que apres</w:t>
+      </w:r>
+      <w:r>
+        <w:rPr>
+          <w:rFonts w:eastAsia="Arial" w:cs="Arial"/>
+          <w:szCs w:val="24"/>
+        </w:rPr>
+        <w:t xml:space="preserve">entam padrões de ataques mais elaborados e desafios progressivamente mais difíceis. Assim, o aumento da complexidade dos acompanha o aprofundamento da introspecção de Matthew, ligando a evolução dos desafios aos conflitos internos explorados pela narrativa</w:t>
       </w:r>
       <w:r>
         <w:rPr>
@@ -8195,7 +8293,7 @@
           <w:tab w:val="left" w:leader="none" w:pos="425"/>
         </w:tabs>
         <w:spacing w:line="360" w:lineRule="auto"/>
-        <w:ind w:right="0" w:firstLine="349" w:left="360"/>
+        <w:ind w:right="0" w:firstLine="709" w:left="0"/>
         <w:rPr>
           <w:highlight w:val="none"/>
         </w:rPr>
@@ -8204,7 +8302,18 @@
         <w:rPr>
           <w:highlight w:val="none"/>
         </w:rPr>
-        <w:t xml:space="preserve">Para o controle do personagem e botões de interação, foram utilizados como referência jogos de RPG de computador, como Undertale, Deltarune e Omori, além daqueles programados no motor de jogos RPGMaker, e, a partir disso, buscou-se utilizar um sistema de controles similar ao jogos do gênero</w:t>
+        <w:t xml:space="preserve">Para o controle do personagem e bot</w:t>
+      </w:r>
+      <w:r>
+        <w:rPr>
+          <w:highlight w:val="none"/>
+        </w:rPr>
+        <w:t xml:space="preserve">ões de interação, foram utilizados como referência jogos de RPG de computador, como Undertale, Deltarune e Omori, além daqueles programados no motor de jogos RPGMaker, e, a partir disso, buscou-se utilizar um sistema de controles similar ao jogos do gênero</w:t>
+      </w:r>
+      <w:r>
+        <w:rPr>
+          <w:highlight w:val="none"/>
+        </w:rPr>
       </w:r>
       <w:r>
         <w:rPr>
@@ -8220,7 +8329,7 @@
           <w:tab w:val="left" w:leader="none" w:pos="425"/>
         </w:tabs>
         <w:spacing w:line="360" w:lineRule="auto"/>
-        <w:ind w:right="0" w:firstLine="349" w:left="360"/>
+        <w:ind w:right="0" w:firstLine="709" w:left="0"/>
         <w:rPr>
           <w:highlight w:val="none"/>
         </w:rPr>
@@ -8230,6 +8339,11 @@
           <w:highlight w:val="none"/>
         </w:rPr>
         <w:t xml:space="preserve">Foram definidas duas opções para o controle do personagem, permitindo ao jogador escolher aquela com a qual se sentir mais confortável, essas sendo as teclas direcionais e as teclas W, A, S e D </w:t>
+      </w:r>
+      <w:r>
+        <w:rPr>
+          <w:highlight w:val="none"/>
+        </w:rPr>
       </w:r>
       <w:r>
         <w:rPr>
@@ -8245,7 +8359,7 @@
           <w:tab w:val="left" w:leader="none" w:pos="425"/>
         </w:tabs>
         <w:spacing w:line="360" w:lineRule="auto"/>
-        <w:ind w:right="0" w:firstLine="349" w:left="360"/>
+        <w:ind w:right="0" w:firstLine="709" w:left="0"/>
         <w:rPr>
           <w:highlight w:val="none"/>
         </w:rPr>
@@ -8254,10 +8368,24 @@
         <w:rPr>
           <w:highlight w:val="none"/>
         </w:rPr>
-        <w:t xml:space="preserve">A seta para cima e a tecla W são utilizadas para movimentar o personagem para cima, enquanto a seta para baixo e a tecla S movimenta o personagem para baixo. Além disso, as setas para esquerda e direita, da mesma forma que as teclas A e D, permitem o movimento, respectivamente, para a esquerda e para a direita</w:t>
-      </w:r>
-      <w:r/>
-      <w:r/>
+        <w:t xml:space="preserve">A seta para cima e a tecla W são utilizadas para movime</w:t>
+      </w:r>
+      <w:r>
+        <w:rPr>
+          <w:highlight w:val="none"/>
+        </w:rPr>
+        <w:t xml:space="preserve">ntar o personagem para cima, enquanto a seta para baixo e a tecla S movimenta o personagem para baixo. Além disso, as setas para esquerda e direita, da mesma forma que as teclas A e D, permitem o movimento, respectivamente, para a esquerda e para a direita</w:t>
+      </w:r>
+      <w:r>
+        <w:rPr>
+          <w:highlight w:val="none"/>
+        </w:rPr>
+      </w:r>
+      <w:r>
+        <w:rPr>
+          <w:highlight w:val="none"/>
+        </w:rPr>
+      </w:r>
     </w:p>
     <w:p>
       <w:pPr>
@@ -8267,7 +8395,7 @@
           <w:tab w:val="left" w:leader="none" w:pos="425"/>
         </w:tabs>
         <w:spacing w:line="360" w:lineRule="auto"/>
-        <w:ind w:right="0" w:firstLine="349" w:left="360"/>
+        <w:ind w:right="0" w:firstLine="709" w:left="0"/>
         <w:rPr>
           <w:highlight w:val="none"/>
         </w:rPr>
@@ -8276,7 +8404,18 @@
         <w:rPr>
           <w:highlight w:val="none"/>
         </w:rPr>
-        <w:t xml:space="preserve">Para as opções de interação, foram definidas as teclas Z, Enter e Espaço, permitindo ao jogador escolher a opção que melhor se adapte em conjunto às teclas de movimentação. Essas teclas servem a função de confirmar uma interação, como selecionar uma opção em um menu, avançar um diálogo, interagir com um objeto e confirmar uma ação</w:t>
+        <w:t xml:space="preserve">Para as opções de interação, foram definidas as teclas Z, Enter e Espaço, pe</w:t>
+      </w:r>
+      <w:r>
+        <w:rPr>
+          <w:highlight w:val="none"/>
+        </w:rPr>
+        <w:t xml:space="preserve">rmitindo ao jogador escolher a opção que melhor se adapte em conjunto às teclas de movimentação. Essas teclas servem a função de confirmar uma interação, como selecionar uma opção em um menu, avançar um diálogo, interagir com um objeto e confirmar uma ação</w:t>
+      </w:r>
+      <w:r>
+        <w:rPr>
+          <w:highlight w:val="none"/>
+        </w:rPr>
       </w:r>
       <w:r>
         <w:rPr>
@@ -8292,7 +8431,7 @@
           <w:tab w:val="left" w:leader="none" w:pos="425"/>
         </w:tabs>
         <w:spacing w:line="360" w:lineRule="auto"/>
-        <w:ind w:right="0" w:firstLine="349" w:left="360"/>
+        <w:ind w:right="0" w:firstLine="709" w:left="0"/>
         <w:rPr>
           <w:highlight w:val="none"/>
         </w:rPr>
@@ -8301,7 +8440,18 @@
         <w:rPr>
           <w:highlight w:val="none"/>
         </w:rPr>
-        <w:t xml:space="preserve">A tecla X possui funções relacionadas à interação em menus e controle de ritmo do jogo, permitindo cancelar uma ação e acelerar o texto de um diálogo. Além disso, durante o turno de ataque de um oponente em combate, enquanto pressionada, a tecla X permite ao jogador reduzir sua velocidade de movimentação, permitindo maior precisão no controle do personagem para esquiva de ataques </w:t>
+        <w:t xml:space="preserve">A tecla X possui funções relacionadas à interação em menus e controle de ritmo do jogo, permitindo cancelar uma ação e acelerar</w:t>
+      </w:r>
+      <w:r>
+        <w:rPr>
+          <w:highlight w:val="none"/>
+        </w:rPr>
+        <w:t xml:space="preserve"> o texto de um diálogo. Além disso, durante o turno de ataque de um oponente em combate, enquanto pressionada, a tecla X permite ao jogador reduzir sua velocidade de movimentação, permitindo maior precisão no controle do personagem para esquiva de ataques </w:t>
+      </w:r>
+      <w:r>
+        <w:rPr>
+          <w:highlight w:val="none"/>
+        </w:rPr>
       </w:r>
       <w:r>
         <w:rPr>
@@ -8317,7 +8467,7 @@
           <w:tab w:val="left" w:leader="none" w:pos="425"/>
         </w:tabs>
         <w:spacing w:line="360" w:lineRule="auto"/>
-        <w:ind w:right="0" w:firstLine="349" w:left="360"/>
+        <w:ind w:right="0" w:firstLine="709" w:left="0"/>
         <w:rPr>
           <w:highlight w:val="none"/>
         </w:rPr>
@@ -8328,8 +8478,16 @@
         </w:rPr>
         <w:t xml:space="preserve">Por fim, as teclas C e Esc são responsáveis por abrir o menu do jogo enquanto fora de combate, pausando-o temporariamente e permitindo ao jogador acessar funcionalidades como inventário, configurações de jogo, utilizar items e visualizar seus status</w:t>
       </w:r>
-      <w:r/>
-      <w:r/>
+      <w:r>
+        <w:rPr>
+          <w:highlight w:val="none"/>
+        </w:rPr>
+      </w:r>
+      <w:r>
+        <w:rPr>
+          <w:highlight w:val="none"/>
+        </w:rPr>
+      </w:r>
     </w:p>
     <w:p>
       <w:pPr>
@@ -8458,28 +8616,53 @@
           <w:rFonts w:cs="Arial"/>
           <w:szCs w:val="24"/>
         </w:rPr>
-        <w:t xml:space="preserve">A câmera utilizada tem uma perspectiva ortográfica 2D top-</w:t>
+        <w:t xml:space="preserve">A câmera utilizada no jogo apresenta uma perspectiva ortográfica em 2D, no estilo</w:t>
+      </w:r>
+      <w:r>
+        <w:rPr>
+          <w:rFonts w:cs="Arial"/>
+          <w:i/>
+          <w:iCs/>
+          <w:szCs w:val="24"/>
+        </w:rPr>
+        <w:t xml:space="preserve"> top-</w:t>
+      </w:r>
+      <w:r>
+        <w:rPr>
+          <w:rFonts w:cs="Arial"/>
+          <w:i/>
+          <w:iCs/>
+          <w:szCs w:val="24"/>
+        </w:rPr>
+        <w:t xml:space="preserve">down</w:t>
       </w:r>
       <w:r>
         <w:rPr>
           <w:rFonts w:cs="Arial"/>
           <w:szCs w:val="24"/>
         </w:rPr>
-        <w:t xml:space="preserve">down</w:t>
+        <w:t xml:space="preserve"> (visão de cima para baixo), com uma inclinação visual de aproximadamente 45º. A área de visualização possui um </w:t>
       </w:r>
       <w:r>
         <w:rPr>
           <w:rFonts w:cs="Arial"/>
           <w:szCs w:val="24"/>
         </w:rPr>
-        <w:t xml:space="preserve"> (cima para baixo), em um ângulo de aproximadamente 45º. A câmera terá um tamanho fixo de 700 pixels por 400 pixels, abrangendo toda a sala a depender do tamanho da mesma. Porém, em salas maiores, com a movimentação do jogador, a câmera se move</w:t>
+        <w:t xml:space="preserve">tamanho fixo de 700 por 400 pixels, permitindo visualizar salas inteiras quando suas dimensões são compatíveis com o campo de visão da câmera. Entretanto, em salas com áreas maiores que a área de visualização, a câmera acompanha a movimentação do jogador, </w:t>
       </w:r>
       <w:r>
         <w:rPr>
           <w:rFonts w:cs="Arial"/>
           <w:szCs w:val="24"/>
         </w:rPr>
-        <w:t xml:space="preserve"> junto, sempre mantendo o personagem controlado ao centro da tela, com exceção de quando perto da borda da sala, onde a câmera trava no lugar, ainda permitindo o jogador se mover livremente, e voltando ao seu estado normal após se afastar do limite da sala</w:t>
+        <w:t xml:space="preserve">mantendo o personagem controlado próximo ao centro da tela. Entretanto, ao se aproximar dos limites de tais salas, a câmera deixa de acompanhar o movimento do pers</w:t>
+      </w:r>
+      <w:r>
+        <w:rPr>
+          <w:rFonts w:cs="Arial"/>
+          <w:szCs w:val="24"/>
+        </w:rPr>
+        <w:t xml:space="preserve">onagem, travando no lugar e permitindo que o jogador se mova livremente dentro da área visível sem que a visualização ultrapasse as bordas do cenário. Ao se afastar dessas extremidades, a câmera retorna sua movimentação, acompanhando novamente o personagem</w:t>
       </w:r>
       <w:r>
         <w:rPr>
@@ -8520,7 +8703,14 @@
           <w:rFonts w:cs="Arial"/>
           <w:szCs w:val="24"/>
         </w:rPr>
-        <w:t xml:space="preserve">uir representam a visão do jogador em uma sala de tamanho pequeno, uma parte do mapa de uma sala de tamanho grande e a visão do jogador ao chegar perto de um dos limites da mesma, respectivamente. No mapa, as linhas cinzas representam o tamanho de uma tela</w:t>
+        <w:t xml:space="preserve">uir representam, respectivamente, a visão do jogador em uma sala de peq</w:t>
+      </w:r>
+      <w:r>
+        <w:rPr>
+          <w:rFonts w:cs="Arial"/>
+          <w:szCs w:val="24"/>
+        </w:rPr>
+        <w:t xml:space="preserve">uenas dimensões, uma parte do mapa de uma sala de tamanho maior e a visualização do cenário quando o personagem se aproxima de um dos limites dessa sala. Na representação do mapa, as linhas cinzas indicam as dimensões correspondentes à área visível da tela</w:t>
       </w:r>
       <w:r>
         <w:rPr>
@@ -8812,6 +9002,95 @@
           <w:tab w:val="left" w:leader="none" w:pos="7672"/>
         </w:tabs>
         <w:spacing w:line="360" w:lineRule="auto"/>
+        <w:ind w:right="0" w:firstLine="0" w:left="0"/>
+        <w:rPr>
+          <w:rFonts w:cs="Arial"/>
+          <w:highlight w:val="none"/>
+        </w:rPr>
+      </w:pPr>
+      <w:r>
+        <w:rPr>
+          <w:rFonts w:cs="Arial"/>
+          <w:highlight w:val="none"/>
+        </w:rPr>
+      </w:r>
+      <w:r>
+        <w:rPr>
+          <w:rFonts w:cs="Arial"/>
+          <w:highlight w:val="none"/>
+        </w:rPr>
+      </w:r>
+      <w:r>
+        <w:rPr>
+          <w:rFonts w:cs="Arial"/>
+          <w:highlight w:val="none"/>
+        </w:rPr>
+      </w:r>
+    </w:p>
+    <w:p>
+      <w:pPr>
+        <w:pStyle w:val="985"/>
+        <w:pBdr/>
+        <w:tabs>
+          <w:tab w:val="left" w:leader="none" w:pos="709"/>
+        </w:tabs>
+        <w:spacing w:line="360" w:lineRule="auto"/>
+        <w:ind w:right="0" w:firstLine="0" w:left="0"/>
+        <w:rPr>
+          <w:rFonts w:cs="Arial"/>
+          <w:highlight w:val="none"/>
+        </w:rPr>
+      </w:pPr>
+      <w:r>
+        <w:rPr>
+          <w:rFonts w:cs="Arial"/>
+          <w:highlight w:val="none"/>
+        </w:rPr>
+        <w:tab/>
+        <w:t xml:space="preserve">A escolha desse sistema de câmera foi realizada com o intuito de permitir ao jogado</w:t>
+      </w:r>
+      <w:r>
+        <w:rPr>
+          <w:rFonts w:cs="Arial"/>
+          <w:highlight w:val="none"/>
+        </w:rPr>
+        <w:t xml:space="preserve">r visualizar os cenários e seus elementos com maior clareza, facilitando a exploração do ambiente. Além de sua função prática, essa escolha de câmera também contribuiu para a representação simbólica e artística da narrativa, permitindo observar as mudanças</w:t>
+      </w:r>
+      <w:r>
+        <w:rPr>
+          <w:rFonts w:cs="Arial"/>
+          <w:highlight w:val="none"/>
+        </w:rPr>
+        <w:t xml:space="preserve"> ocorridas nos cenários ao longo do jogo, representando o aprofundamento da exploração do subconsciente de Matthew e sua interação com elementos mais profundos de sua mente, contribuindo para que o jogador perceba as mudanças e a deterioração do estado psi</w:t>
+      </w:r>
+      <w:r>
+        <w:rPr>
+          <w:rFonts w:cs="Arial"/>
+          <w:highlight w:val="none"/>
+        </w:rPr>
+        <w:t xml:space="preserve">cológico do personagem. A comparação entre os cenários encontrados no início do jogo e aqueles apresentados em etapas posteriores reforça visualmente essa progressão, tornando perceptíveis as mudanças ocorridas durante a jornada introspectiva do personagem</w:t>
+      </w:r>
+      <w:r>
+        <w:rPr>
+          <w:rFonts w:cs="Arial"/>
+          <w:highlight w:val="none"/>
+        </w:rPr>
+      </w:r>
+      <w:r>
+        <w:rPr>
+          <w:rFonts w:cs="Arial"/>
+          <w:highlight w:val="none"/>
+        </w:rPr>
+      </w:r>
+    </w:p>
+    <w:p>
+      <w:pPr>
+        <w:pStyle w:val="985"/>
+        <w:pBdr/>
+        <w:tabs>
+          <w:tab w:val="left" w:leader="none" w:pos="7672"/>
+        </w:tabs>
+        <w:spacing w:line="360" w:lineRule="auto"/>
         <w:ind w:right="0" w:firstLine="709" w:left="0"/>
         <w:rPr>
           <w:rFonts w:cs="Arial"/>
@@ -8996,7 +9275,7 @@
         <w:ind w:right="0" w:firstLine="709" w:left="0"/>
         <w:rPr>
           <w:rFonts w:cs="Arial"/>
-          <w:szCs w:val="24"/>
+          <w:highlight w:val="none"/>
         </w:rPr>
       </w:pPr>
       <w:r>
@@ -9004,18 +9283,96 @@
           <w:rFonts w:eastAsia="Arial" w:cs="Arial"/>
           <w:szCs w:val="24"/>
         </w:rPr>
-        <w:br w:type="page" w:clear="all"/>
-      </w:r>
+        <w:t xml:space="preserve">A concepção da interface foi realizada visando ser simples e intuitiva, buscando facilitar sua compreensão e utilização pelo usuário de maneira organizada. Nesse sentido, procurou-se organizar os elementos visuais de maneira clara, evitando o </w:t>
+      </w:r>
+      <w:r>
+        <w:rPr>
+          <w:rFonts w:eastAsia="Arial" w:cs="Arial"/>
+          <w:szCs w:val="24"/>
+        </w:rPr>
+        <w:t xml:space="preserve">excesso</w:t>
+      </w:r>
+      <w:r>
+        <w:rPr>
+          <w:rFonts w:eastAsia="Arial" w:cs="Arial"/>
+          <w:szCs w:val="24"/>
+        </w:rPr>
+        <w:t xml:space="preserve"> de informações desnecessárias que pudessem dificultar o entendimento do joga</w:t>
+      </w:r>
+      <w:r>
+        <w:rPr>
+          <w:rFonts w:eastAsia="Arial" w:cs="Arial"/>
+          <w:szCs w:val="24"/>
+        </w:rPr>
+        <w:t xml:space="preserve">dor e, em interfaces onde há múltiplas opções de escolha, como o caso de menus, implementar um indicador visual que altera a cor da opção sobre a qual o indicador de seleção está posicionado, permitindo reconhecer visualmente a opção selecionada no momento</w:t>
+      </w:r>
+      <w:r>
+        <w:rPr>
+          <w:rFonts w:eastAsia="Arial" w:cs="Arial"/>
+        </w:rPr>
+      </w:r>
+      <w:r>
+        <w:rPr>
+          <w:rFonts w:cs="Arial"/>
+          <w:highlight w:val="none"/>
+        </w:rPr>
+      </w:r>
+    </w:p>
+    <w:p>
+      <w:pPr>
+        <w:pBdr/>
+        <w:spacing w:line="360" w:lineRule="auto"/>
+        <w:ind w:right="0" w:firstLine="709" w:left="0"/>
+        <w:rPr>
+          <w:rFonts w:eastAsia="Arial" w:cs="Arial"/>
+        </w:rPr>
+      </w:pPr>
       <w:r>
         <w:rPr>
           <w:rFonts w:cs="Arial"/>
           <w:szCs w:val="24"/>
-        </w:rPr>
+          <w:highlight w:val="none"/>
+        </w:rPr>
+        <w:t xml:space="preserve">Portanto, para isso, foi utilizado uma paleta de cores simples, composta pelas cores preto e branco, por conta do contraste entre as tonalidades, que dá maior destaque à leitura das informações e do menu. Além disso, a cor amarela foi utilizada para o indicador visual, pois sua tonalidade clara se diferencia do branco, ao mesmo tempo que contrasta com o preto, e se assemelha a cor da capa vestida por Gray, um dos personagens principais</w:t>
       </w:r>
       <w:r>
         <w:rPr>
           <w:rFonts w:cs="Arial"/>
           <w:szCs w:val="24"/>
+          <w:highlight w:val="none"/>
+        </w:rPr>
+      </w:r>
+      <w:r>
+        <w:rPr>
+          <w:rFonts w:eastAsia="Arial" w:cs="Arial"/>
+        </w:rPr>
+      </w:r>
+    </w:p>
+    <w:p>
+      <w:pPr>
+        <w:pBdr/>
+        <w:spacing w:line="360" w:lineRule="auto"/>
+        <w:ind w:right="0" w:firstLine="709" w:left="0"/>
+        <w:rPr>
+          <w:rFonts w:cs="Arial"/>
+        </w:rPr>
+      </w:pPr>
+      <w:r>
+        <w:rPr>
+          <w:rFonts w:eastAsia="Arial" w:cs="Arial"/>
+          <w:szCs w:val="24"/>
+        </w:rPr>
+        <w:t xml:space="preserve">//quais telas (menu/C, combate, tela de início e balão de diálogo, suponho)</w:t>
+        <w:br w:type="page" w:clear="all"/>
+      </w:r>
+      <w:r>
+        <w:rPr>
+          <w:rFonts w:cs="Arial"/>
+        </w:rPr>
+      </w:r>
+      <w:r>
+        <w:rPr>
+          <w:rFonts w:cs="Arial"/>
         </w:rPr>
       </w:r>
     </w:p>

--- a/CastawayKendy/MODELO_TCC2025 3.0.docx
+++ b/CastawayKendy/MODELO_TCC2025 3.0.docx
@@ -9308,15 +9308,16 @@
       </w:r>
       <w:r>
         <w:rPr>
-          <w:rFonts w:eastAsia="Arial" w:cs="Arial"/>
-        </w:rPr>
-      </w:r>
-      <w:r>
-        <w:rPr>
           <w:rFonts w:cs="Arial"/>
           <w:highlight w:val="none"/>
         </w:rPr>
       </w:r>
+      <w:r>
+        <w:rPr>
+          <w:rFonts w:cs="Arial"/>
+          <w:highlight w:val="none"/>
+        </w:rPr>
+      </w:r>
     </w:p>
     <w:p>
       <w:pPr>
@@ -9324,7 +9325,8 @@
         <w:spacing w:line="360" w:lineRule="auto"/>
         <w:ind w:right="0" w:firstLine="709" w:left="0"/>
         <w:rPr>
-          <w:rFonts w:eastAsia="Arial" w:cs="Arial"/>
+          <w:rFonts w:cs="Arial"/>
+          <w:highlight w:val="none"/>
         </w:rPr>
       </w:pPr>
       <w:r>
@@ -9333,7 +9335,7 @@
           <w:szCs w:val="24"/>
           <w:highlight w:val="none"/>
         </w:rPr>
-        <w:t xml:space="preserve">Portanto, para isso, foi utilizado uma paleta de cores simples, composta pelas cores preto e branco, por conta do contraste entre as tonalidades, que dá maior destaque à leitura das informações e do menu. Além disso, a cor amarela foi utilizada para o indicador visual, pois sua tonalidade clara se diferencia do branco, ao mesmo tempo que contrasta com o preto, e se assemelha a cor da capa vestida por Gray, um dos personagens principais</w:t>
+        <w:t xml:space="preserve">Portanto, para atender esses objetivos, foi utilizado uma paleta de cores simples, composta predominantemente pelas cores preto e branco, devido ao contraste entre as tonalidades, que dá maior destaque à leitura das i</w:t>
       </w:r>
       <w:r>
         <w:rPr>
@@ -9341,10 +9343,36 @@
           <w:szCs w:val="24"/>
           <w:highlight w:val="none"/>
         </w:rPr>
+        <w:t xml:space="preserve">nformações e do menu. Além disso, a cor amarela foi utilizada para o indicador visual de seleção de escolhas em menus, pois sua tonalidade se destaca em relação ao branco e ao preto, permitindo identificar mais facilmente a opção selecionada</w:t>
       </w:r>
       <w:r>
         <w:rPr>
           <w:rFonts w:eastAsia="Arial" w:cs="Arial"/>
+        </w:rPr>
+      </w:r>
+    </w:p>
+    <w:p>
+      <w:pPr>
+        <w:pBdr/>
+        <w:spacing w:line="360" w:lineRule="auto"/>
+        <w:ind w:right="0" w:firstLine="709" w:left="0"/>
+        <w:rPr>
+          <w:rFonts w:eastAsia="Arial" w:cs="Arial"/>
+        </w:rPr>
+      </w:pPr>
+      <w:r>
+        <w:rPr>
+          <w:rFonts w:cs="Arial"/>
+          <w:szCs w:val="24"/>
+          <w:highlight w:val="none"/>
+        </w:rPr>
+        <w:t xml:space="preserve">Os principais elementos que compõem a interface são menus ???? Os principais elementos classificados/considerados como compondo parte da interface do jogo são, em sua maioria, menus, presentes em momentos como</w:t>
+      </w:r>
+      <w:r>
+        <w:rPr>
+          <w:rFonts w:cs="Arial"/>
+          <w:szCs w:val="24"/>
+          <w:highlight w:val="none"/>
         </w:rPr>
       </w:r>
     </w:p>
